--- a/32IV Inzhenerija vbudovanyh/K3/KNT-122_Onyshchenko_Variant-19_K3.docx
+++ b/32IV Inzhenerija vbudovanyh/K3/KNT-122_Onyshchenko_Variant-19_K3.docx
@@ -18,11 +18,6 @@
         </w:rPr>
         <w:t>Міністерство освіти і науки України</w:t>
       </w:r>
-      <w:r>
-        <w:rPr>
-          <w:b/>
-        </w:rPr>
-      </w:r>
     </w:p>
     <w:p>
       <w:pPr>
@@ -38,24 +33,7 @@
         <w:rPr>
           <w:b/>
         </w:rPr>
-        <w:t xml:space="preserve">Національний університет «Запорізька </w:t>
-      </w:r>
-      <w:r>
-        <w:rPr>
-          <w:b/>
-        </w:rPr>
-        <w:t>п</w:t>
-      </w:r>
-      <w:r>
-        <w:rPr>
-          <w:b/>
-        </w:rPr>
-        <w:t>олітехніка»</w:t>
-      </w:r>
-      <w:r>
-        <w:rPr>
-          <w:b/>
-        </w:rPr>
+        <w:t>Національний університет «Запорізька політехніка»</w:t>
       </w:r>
     </w:p>
     <w:p>
@@ -139,11 +117,6 @@
         </w:rPr>
         <w:t>ЗВІТ</w:t>
       </w:r>
-      <w:r>
-        <w:rPr>
-          <w:b/>
-        </w:rPr>
-      </w:r>
     </w:p>
     <w:p>
       <w:pPr>
@@ -255,18 +228,7 @@
         <w:rPr>
           <w:b/>
         </w:rPr>
-        <w:t>Виконав</w:t>
-      </w:r>
-      <w:r>
-        <w:rPr>
-          <w:b/>
-        </w:rPr>
-        <w:t xml:space="preserve"> варіант 19</w:t>
-      </w:r>
-      <w:r>
-        <w:rPr>
-          <w:b/>
-        </w:rPr>
+        <w:t>Виконав варіант 19</w:t>
       </w:r>
     </w:p>
     <w:p>
@@ -303,11 +265,6 @@
           <w:b/>
         </w:rPr>
         <w:t>Прийняли</w:t>
-      </w:r>
-      <w:r>
-        <w:rPr>
-          <w:b/>
-        </w:rPr>
       </w:r>
     </w:p>
     <w:p>
@@ -396,18 +353,7 @@
         <w:rPr>
           <w:lang w:val="en-us"/>
         </w:rPr>
-        <w:t xml:space="preserve">1 </w:t>
-      </w:r>
-      <w:r>
-        <w:rPr>
-          <w:lang w:val="en-us"/>
-        </w:rPr>
-        <w:t>Основи роботи з Processing</w:t>
-      </w:r>
-      <w:r>
-        <w:rPr>
-          <w:lang w:val="en-us"/>
-        </w:rPr>
+        <w:t>1 Основи роботи з Processing</w:t>
       </w:r>
     </w:p>
     <w:p>
@@ -1293,7 +1239,7 @@
                       <a:picLocks noChangeAspect="1"/>
                       <a:extLst>
                         <a:ext uri="sm">
-                          <sm:smNativeData xmlns:sm="sm" val="SMDATA_16_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"/>
+                          <sm:smNativeData xmlns:sm="sm" val="SMDATA_16_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"/>
                         </a:ext>
                       </a:extLst>
                     </pic:cNvPicPr>
@@ -1393,7 +1339,7 @@
                       <a:picLocks noChangeAspect="1"/>
                       <a:extLst>
                         <a:ext uri="sm">
-                          <sm:smNativeData xmlns:sm="sm" val="SMDATA_16_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"/>
+                          <sm:smNativeData xmlns:sm="sm" val="SMDATA_16_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"/>
                         </a:ext>
                       </a:extLst>
                     </pic:cNvPicPr>
@@ -1428,11 +1374,6 @@
           <w:lang w:val="en-us"/>
         </w:rPr>
       </w:r>
-      <w:r>
-        <w:rPr>
-          <w:lang w:val="en-us"/>
-        </w:rPr>
-      </w:r>
     </w:p>
     <w:p>
       <w:pPr>
@@ -1894,7 +1835,7 @@
                       <a:picLocks noChangeAspect="1"/>
                       <a:extLst>
                         <a:ext uri="sm">
-                          <sm:smNativeData xmlns:sm="sm" val="SMDATA_16_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"/>
+                          <sm:smNativeData xmlns:sm="sm" val="SMDATA_16_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"/>
                         </a:ext>
                       </a:extLst>
                     </pic:cNvPicPr>
@@ -1929,11 +1870,6 @@
           <w:lang w:val="en-us"/>
         </w:rPr>
       </w:r>
-      <w:r>
-        <w:rPr>
-          <w:lang w:val="en-us"/>
-        </w:rPr>
-      </w:r>
     </w:p>
     <w:p>
       <w:pPr>
@@ -2042,35 +1978,19 @@
         </w:rPr>
         <w:t>3840^2 = 14745600</w:t>
       </w:r>
-      <w:r>
-        <w:rPr>
-          <w:lang w:val="en-us"/>
-        </w:rPr>
-      </w:r>
-    </w:p>
-    <w:p>
-      <w:pPr>
-        <w:pStyle w:val="para10"/>
-        <w:rPr>
-          <w:lang w:val="en-us"/>
-        </w:rPr>
-      </w:pPr>
-      <w:r>
-        <w:rPr>
-          <w:lang w:val="en-us"/>
-        </w:rPr>
-        <w:t xml:space="preserve">2160^2 = </w:t>
-      </w:r>
-      <w:r>
-        <w:rPr>
-          <w:lang w:val="en-us"/>
-        </w:rPr>
-        <w:t>4665600</w:t>
-      </w:r>
-      <w:r>
-        <w:rPr>
-          <w:lang w:val="en-us"/>
-        </w:rPr>
+    </w:p>
+    <w:p>
+      <w:pPr>
+        <w:pStyle w:val="para10"/>
+        <w:rPr>
+          <w:lang w:val="en-us"/>
+        </w:rPr>
+      </w:pPr>
+      <w:r>
+        <w:rPr>
+          <w:lang w:val="en-us"/>
+        </w:rPr>
+        <w:t>2160^2 = 4665600</w:t>
       </w:r>
     </w:p>
     <w:p>
@@ -2166,11 +2086,6 @@
         </w:rPr>
         <w:t>4405 / 28 ~= 157.3</w:t>
       </w:r>
-      <w:r>
-        <w:rPr>
-          <w:lang w:val="en-us"/>
-        </w:rPr>
-      </w:r>
     </w:p>
     <w:p>
       <w:pPr>
@@ -2237,24 +2152,7 @@
         <w:rPr>
           <w:lang w:val="en-us"/>
         </w:rPr>
-        <w:t>399</w:t>
-      </w:r>
-      <w:r>
-        <w:rPr>
-          <w:lang w:val="en-us"/>
-        </w:rPr>
-        <w:t>.</w:t>
-      </w:r>
-      <w:r>
-        <w:rPr>
-          <w:lang w:val="en-us"/>
-        </w:rPr>
-        <w:t>5 / 50 / 10 ~= 0.8</w:t>
-      </w:r>
-      <w:r>
-        <w:rPr>
-          <w:lang w:val="en-us"/>
-        </w:rPr>
+        <w:t>399.5 / 50 / 10 ~= 0.8</w:t>
       </w:r>
     </w:p>
     <w:p>
@@ -2640,7 +2538,7 @@
                       <a:picLocks noChangeAspect="1"/>
                       <a:extLst>
                         <a:ext uri="sm">
-                          <sm:smNativeData xmlns:sm="sm" val="SMDATA_16_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"/>
+                          <sm:smNativeData xmlns:sm="sm" val="SMDATA_16_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"/>
                         </a:ext>
                       </a:extLst>
                     </pic:cNvPicPr>
@@ -2706,12 +2604,6 @@
         </w:rPr>
         <w:t>Код програми</w:t>
       </w:r>
-      <w:r>
-        <w:rPr>
-          <w:i/>
-          <w:iCs/>
-        </w:rPr>
-      </w:r>
     </w:p>
     <w:p>
       <w:pPr>
@@ -3033,7 +2925,7 @@
                       <a:picLocks noChangeAspect="1"/>
                       <a:extLst>
                         <a:ext uri="sm">
-                          <sm:smNativeData xmlns:sm="sm" val="SMDATA_16_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"/>
+                          <sm:smNativeData xmlns:sm="sm" val="SMDATA_16_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"/>
                         </a:ext>
                       </a:extLst>
                     </pic:cNvPicPr>
@@ -3068,11 +2960,6 @@
           <w:lang w:val="en-us"/>
         </w:rPr>
       </w:r>
-      <w:r>
-        <w:rPr>
-          <w:lang w:val="en-us"/>
-        </w:rPr>
-      </w:r>
     </w:p>
     <w:p>
       <w:pPr>
@@ -3102,12 +2989,6 @@
           <w:iCs/>
         </w:rPr>
         <w:t>Код програм</w:t>
-      </w:r>
-      <w:r>
-        <w:rPr>
-          <w:i/>
-          <w:iCs/>
-        </w:rPr>
       </w:r>
     </w:p>
     <w:p>
@@ -3566,7 +3447,7 @@
                       <a:picLocks noChangeAspect="1"/>
                       <a:extLst>
                         <a:ext uri="sm">
-                          <sm:smNativeData xmlns:sm="sm" val="SMDATA_16_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"/>
+                          <sm:smNativeData xmlns:sm="sm" val="SMDATA_16_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"/>
                         </a:ext>
                       </a:extLst>
                     </pic:cNvPicPr>
@@ -3627,151 +3508,139 @@
         </w:rPr>
         <w:t>Код програм</w:t>
       </w:r>
-      <w:r>
+    </w:p>
+    <w:p>
+      <w:pPr>
+        <w:pStyle w:val="para10"/>
+      </w:pPr>
+      <w:r/>
+    </w:p>
+    <w:p>
+      <w:pPr>
+        <w:pStyle w:val="para18"/>
+      </w:pPr>
+      <w:r>
+        <w:t>void setup() {</w:t>
+      </w:r>
+    </w:p>
+    <w:p>
+      <w:pPr>
+        <w:pStyle w:val="para18"/>
+      </w:pPr>
+      <w:r>
+        <w:t xml:space="preserve">  size(512, 512);</w:t>
+      </w:r>
+    </w:p>
+    <w:p>
+      <w:pPr>
+        <w:pStyle w:val="para18"/>
+      </w:pPr>
+      <w:r>
+        <w:t xml:space="preserve">  background(255);</w:t>
+      </w:r>
+    </w:p>
+    <w:p>
+      <w:pPr>
+        <w:pStyle w:val="para18"/>
+      </w:pPr>
+      <w:r>
+        <w:t>}</w:t>
+      </w:r>
+    </w:p>
+    <w:p>
+      <w:pPr>
+        <w:pStyle w:val="para18"/>
+      </w:pPr>
+      <w:r/>
+    </w:p>
+    <w:p>
+      <w:pPr>
+        <w:pStyle w:val="para18"/>
+      </w:pPr>
+      <w:r>
+        <w:t>void draw() {</w:t>
+      </w:r>
+    </w:p>
+    <w:p>
+      <w:pPr>
+        <w:pStyle w:val="para18"/>
+      </w:pPr>
+      <w:r>
+        <w:t xml:space="preserve">  stroke(255, 202, 58);</w:t>
+      </w:r>
+    </w:p>
+    <w:p>
+      <w:pPr>
+        <w:pStyle w:val="para18"/>
+      </w:pPr>
+      <w:r>
+        <w:t xml:space="preserve">  strokeWeight(7);</w:t>
+      </w:r>
+    </w:p>
+    <w:p>
+      <w:pPr>
+        <w:pStyle w:val="para18"/>
+      </w:pPr>
+      <w:r/>
+    </w:p>
+    <w:p>
+      <w:pPr>
+        <w:pStyle w:val="para18"/>
+      </w:pPr>
+      <w:r>
+        <w:t xml:space="preserve">  line(pmouseX,pmouseY,mouseX,mouseY);</w:t>
+      </w:r>
+    </w:p>
+    <w:p>
+      <w:pPr>
+        <w:pStyle w:val="para18"/>
+        <w:rPr>
+          <w:lang w:val="uk-ua"/>
+        </w:rPr>
+      </w:pPr>
+      <w:r>
+        <w:t>}</w:t>
+      </w:r>
+      <w:r>
+        <w:rPr>
+          <w:lang w:val="uk-ua"/>
+        </w:rPr>
+      </w:r>
+    </w:p>
+    <w:p>
+      <w:pPr>
+        <w:pStyle w:val="para10"/>
+      </w:pPr>
+      <w:r/>
+    </w:p>
+    <w:p>
+      <w:pPr>
+        <w:pStyle w:val="para11"/>
+      </w:pPr>
+      <w:r>
+        <w:t>4 Кутове коло</w:t>
+      </w:r>
+    </w:p>
+    <w:p>
+      <w:pPr>
+        <w:pStyle w:val="para10"/>
+      </w:pPr>
+      <w:r/>
+    </w:p>
+    <w:p>
+      <w:pPr>
+        <w:pStyle w:val="para10"/>
         <w:rPr>
           <w:i/>
           <w:iCs/>
         </w:rPr>
-      </w:r>
-    </w:p>
-    <w:p>
-      <w:pPr>
-        <w:pStyle w:val="para10"/>
-      </w:pPr>
-      <w:r/>
-    </w:p>
-    <w:p>
-      <w:pPr>
-        <w:pStyle w:val="para18"/>
-      </w:pPr>
-      <w:r>
-        <w:t>void setup() {</w:t>
-      </w:r>
-    </w:p>
-    <w:p>
-      <w:pPr>
-        <w:pStyle w:val="para18"/>
-      </w:pPr>
-      <w:r>
-        <w:t xml:space="preserve">  size(512, 512);</w:t>
-      </w:r>
-    </w:p>
-    <w:p>
-      <w:pPr>
-        <w:pStyle w:val="para18"/>
-      </w:pPr>
-      <w:r>
-        <w:t xml:space="preserve">  background(255);</w:t>
-      </w:r>
-    </w:p>
-    <w:p>
-      <w:pPr>
-        <w:pStyle w:val="para18"/>
-      </w:pPr>
-      <w:r>
-        <w:t>}</w:t>
-      </w:r>
-    </w:p>
-    <w:p>
-      <w:pPr>
-        <w:pStyle w:val="para18"/>
-      </w:pPr>
-      <w:r/>
-    </w:p>
-    <w:p>
-      <w:pPr>
-        <w:pStyle w:val="para18"/>
-      </w:pPr>
-      <w:r>
-        <w:t>void draw() {</w:t>
-      </w:r>
-    </w:p>
-    <w:p>
-      <w:pPr>
-        <w:pStyle w:val="para18"/>
-      </w:pPr>
-      <w:r>
-        <w:t xml:space="preserve">  stroke(255, 202, 58);</w:t>
-      </w:r>
-    </w:p>
-    <w:p>
-      <w:pPr>
-        <w:pStyle w:val="para18"/>
-      </w:pPr>
-      <w:r>
-        <w:t xml:space="preserve">  strokeWeight(7);</w:t>
-      </w:r>
-    </w:p>
-    <w:p>
-      <w:pPr>
-        <w:pStyle w:val="para18"/>
-      </w:pPr>
-      <w:r/>
-    </w:p>
-    <w:p>
-      <w:pPr>
-        <w:pStyle w:val="para18"/>
-      </w:pPr>
-      <w:r>
-        <w:t xml:space="preserve">  line(pmouseX,pmouseY,mouseX,mouseY);</w:t>
-      </w:r>
-    </w:p>
-    <w:p>
-      <w:pPr>
-        <w:pStyle w:val="para18"/>
-        <w:rPr>
-          <w:lang w:val="uk-ua"/>
-        </w:rPr>
-      </w:pPr>
-      <w:r>
-        <w:t>}</w:t>
-      </w:r>
-      <w:r>
-        <w:rPr>
-          <w:lang w:val="uk-ua"/>
-        </w:rPr>
-      </w:r>
-    </w:p>
-    <w:p>
-      <w:pPr>
-        <w:pStyle w:val="para10"/>
-      </w:pPr>
-      <w:r/>
-    </w:p>
-    <w:p>
-      <w:pPr>
-        <w:pStyle w:val="para11"/>
-      </w:pPr>
-      <w:r>
-        <w:t>4 Кутове коло</w:t>
-      </w:r>
-    </w:p>
-    <w:p>
-      <w:pPr>
-        <w:pStyle w:val="para10"/>
-      </w:pPr>
-      <w:r/>
-    </w:p>
-    <w:p>
-      <w:pPr>
-        <w:pStyle w:val="para10"/>
+      </w:pPr>
+      <w:r>
         <w:rPr>
           <w:i/>
           <w:iCs/>
         </w:rPr>
-      </w:pPr>
-      <w:r>
-        <w:rPr>
-          <w:i/>
-          <w:iCs/>
-        </w:rPr>
         <w:t>Розробити програму, яка відображає коло, яке циклічно переміщується з крайньої лівої сторони робочого вікна Processing до крайньої правої сторони і в зворотному напрямку.</w:t>
-      </w:r>
-      <w:r>
-        <w:rPr>
-          <w:i/>
-          <w:iCs/>
-        </w:rPr>
       </w:r>
     </w:p>
     <w:p>
@@ -3846,7 +3715,7 @@
                       <a:picLocks noChangeAspect="1"/>
                       <a:extLst>
                         <a:ext uri="sm">
-                          <sm:smNativeData xmlns:sm="sm" val="SMDATA_16_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"/>
+                          <sm:smNativeData xmlns:sm="sm" val="SMDATA_16_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"/>
                         </a:ext>
                       </a:extLst>
                     </pic:cNvPicPr>
@@ -3907,12 +3776,6 @@
         </w:rPr>
         <w:t>Код програм</w:t>
       </w:r>
-      <w:r>
-        <w:rPr>
-          <w:i/>
-          <w:iCs/>
-        </w:rPr>
-      </w:r>
     </w:p>
     <w:p>
       <w:pPr>
@@ -4529,23 +4392,16 @@
       </w:r>
     </w:p>
     <w:p>
-      <w:pPr>
-        <w:pStyle w:val="para10"/>
-        <w:rPr>
-          <w:lang w:val="en-us"/>
-        </w:rPr>
-      </w:pPr>
-      <w:r>
-        <w:rPr>
-          <w:lang w:val="en-us"/>
-        </w:rPr>
-      </w:r>
+      <w:r/>
     </w:p>
     <w:p>
       <w:pPr>
         <w:pStyle w:val="para8"/>
       </w:pPr>
       <w:r>
+        <w:br w:type="page"/>
+      </w:r>
+      <w:r>
         <w:t>3 Взаємодія Processing з користувачем</w:t>
       </w:r>
     </w:p>
@@ -4559,6 +4415,26 @@
     </w:p>
     <w:p>
       <w:pPr>
+        <w:pStyle w:val="para10"/>
+      </w:pPr>
+      <w:r/>
+    </w:p>
+    <w:p>
+      <w:pPr>
+        <w:pStyle w:val="para10"/>
+      </w:pPr>
+      <w:r>
+        <w:t>Навчитися програмного реалізовувати взаємодію користувача з Processing за допомогою таких подій як: клік миші та натиснення клавіші на клавіатурі.</w:t>
+      </w:r>
+    </w:p>
+    <w:p>
+      <w:pPr>
+        <w:pStyle w:val="para10"/>
+      </w:pPr>
+      <w:r/>
+    </w:p>
+    <w:p>
+      <w:pPr>
         <w:pStyle w:val="para9"/>
       </w:pPr>
       <w:r>
@@ -4641,6 +4517,14 @@
       <w:pPr>
         <w:pStyle w:val="para10"/>
       </w:pPr>
+      <w:r>
+        <w:t>mouseButton повертає яка саме кнопка миші була натиснута.</w:t>
+      </w:r>
+    </w:p>
+    <w:p>
+      <w:pPr>
+        <w:pStyle w:val="para10"/>
+      </w:pPr>
       <w:r/>
     </w:p>
     <w:p>
@@ -4653,10 +4537,3023 @@
     </w:p>
     <w:p>
       <w:pPr>
+        <w:pStyle w:val="para11"/>
+      </w:pPr>
+      <w:r>
+        <w:t>1 Змінні квадрати</w:t>
+      </w:r>
+    </w:p>
+    <w:p>
+      <w:pPr>
+        <w:pStyle w:val="para18"/>
+      </w:pPr>
+      <w:r/>
+    </w:p>
+    <w:p>
+      <w:pPr>
+        <w:pStyle w:val="para18"/>
+      </w:pPr>
+      <w:r>
+        <w:rPr>
+          <w:color w:val="1f3763"/>
+        </w:rPr>
+        <w:t>void</w:t>
+      </w:r>
+      <w:r>
+        <w:t xml:space="preserve"> </w:t>
+      </w:r>
+      <w:r>
+        <w:rPr>
+          <w:color w:val="0563c1"/>
+        </w:rPr>
+        <w:t>setup</w:t>
+      </w:r>
+      <w:r>
+        <w:t>() {</w:t>
+      </w:r>
+    </w:p>
+    <w:p>
+      <w:pPr>
+        <w:pStyle w:val="para18"/>
+      </w:pPr>
+      <w:r>
+        <w:t> </w:t>
+      </w:r>
+      <w:r>
+        <w:rPr>
+          <w:color w:val="0563c1"/>
+        </w:rPr>
+        <w:t>size</w:t>
+      </w:r>
+      <w:r>
+        <w:t>(</w:t>
+      </w:r>
+      <w:r>
+        <w:rPr>
+          <w:color w:val="404040"/>
+        </w:rPr>
+        <w:t>640</w:t>
+      </w:r>
+      <w:r>
+        <w:t xml:space="preserve">, </w:t>
+      </w:r>
+      <w:r>
+        <w:rPr>
+          <w:color w:val="404040"/>
+        </w:rPr>
+        <w:t>480</w:t>
+      </w:r>
+      <w:r>
+        <w:t>);</w:t>
+      </w:r>
+    </w:p>
+    <w:p>
+      <w:pPr>
+        <w:pStyle w:val="para18"/>
+      </w:pPr>
+      <w:r>
+        <w:t> </w:t>
+      </w:r>
+      <w:r>
+        <w:rPr>
+          <w:color w:val="0563c1"/>
+        </w:rPr>
+        <w:t>background</w:t>
+      </w:r>
+      <w:r>
+        <w:t>(</w:t>
+      </w:r>
+      <w:r>
+        <w:rPr>
+          <w:color w:val="404040"/>
+        </w:rPr>
+        <w:t>255</w:t>
+      </w:r>
+      <w:r>
+        <w:t>);</w:t>
+      </w:r>
+    </w:p>
+    <w:p>
+      <w:pPr>
+        <w:pStyle w:val="para18"/>
+      </w:pPr>
+      <w:r>
+        <w:t>}</w:t>
+      </w:r>
+    </w:p>
+    <w:p>
+      <w:pPr>
+        <w:pStyle w:val="para18"/>
+      </w:pPr>
+      <w:r>
+        <w:br w:type="textWrapping"/>
+      </w:r>
+    </w:p>
+    <w:p>
+      <w:pPr>
+        <w:pStyle w:val="para18"/>
+      </w:pPr>
+      <w:r>
+        <w:rPr>
+          <w:color w:val="1f3763"/>
+        </w:rPr>
+        <w:t>void</w:t>
+      </w:r>
+      <w:r>
+        <w:t xml:space="preserve"> </w:t>
+      </w:r>
+      <w:r>
+        <w:rPr>
+          <w:color w:val="0563c1"/>
+        </w:rPr>
+        <w:t>resetBackground</w:t>
+      </w:r>
+      <w:r>
+        <w:t>() {</w:t>
+      </w:r>
+    </w:p>
+    <w:p>
+      <w:pPr>
+        <w:pStyle w:val="para18"/>
+      </w:pPr>
+      <w:r>
+        <w:t> </w:t>
+      </w:r>
+      <w:r>
+        <w:rPr>
+          <w:color w:val="0563c1"/>
+        </w:rPr>
+        <w:t>fill</w:t>
+      </w:r>
+      <w:r>
+        <w:t>(</w:t>
+      </w:r>
+      <w:r>
+        <w:rPr>
+          <w:color w:val="404040"/>
+        </w:rPr>
+        <w:t>255</w:t>
+      </w:r>
+      <w:r>
+        <w:t>);</w:t>
+      </w:r>
+    </w:p>
+    <w:p>
+      <w:pPr>
+        <w:pStyle w:val="para18"/>
+        <w:rPr>
+          <w:color w:val="605e5c"/>
+        </w:rPr>
+      </w:pPr>
+      <w:r>
+        <w:t> </w:t>
+      </w:r>
+      <w:r>
+        <w:rPr>
+          <w:color w:val="605e5c"/>
+        </w:rPr>
+        <w:t>// up left</w:t>
+      </w:r>
+    </w:p>
+    <w:p>
+      <w:pPr>
+        <w:pStyle w:val="para18"/>
+      </w:pPr>
+      <w:r>
+        <w:t> </w:t>
+      </w:r>
+      <w:r>
+        <w:rPr>
+          <w:color w:val="0563c1"/>
+        </w:rPr>
+        <w:t>rect</w:t>
+      </w:r>
+      <w:r>
+        <w:t>(</w:t>
+      </w:r>
+      <w:r>
+        <w:rPr>
+          <w:color w:val="404040"/>
+        </w:rPr>
+        <w:t>0</w:t>
+      </w:r>
+      <w:r>
+        <w:t>,</w:t>
+      </w:r>
+      <w:r>
+        <w:rPr>
+          <w:color w:val="404040"/>
+        </w:rPr>
+        <w:t>0</w:t>
+      </w:r>
+      <w:r>
+        <w:t>,width</w:t>
+      </w:r>
+      <w:r>
+        <w:rPr>
+          <w:color w:val="000000"/>
+        </w:rPr>
+        <w:t>/</w:t>
+      </w:r>
+      <w:r>
+        <w:rPr>
+          <w:color w:val="404040"/>
+        </w:rPr>
+        <w:t>2</w:t>
+      </w:r>
+      <w:r>
+        <w:t>,height</w:t>
+      </w:r>
+      <w:r>
+        <w:rPr>
+          <w:color w:val="000000"/>
+        </w:rPr>
+        <w:t>/</w:t>
+      </w:r>
+      <w:r>
+        <w:rPr>
+          <w:color w:val="404040"/>
+        </w:rPr>
+        <w:t>2</w:t>
+      </w:r>
+      <w:r>
+        <w:t>);</w:t>
+      </w:r>
+    </w:p>
+    <w:p>
+      <w:pPr>
+        <w:pStyle w:val="para18"/>
+        <w:rPr>
+          <w:color w:val="605e5c"/>
+        </w:rPr>
+      </w:pPr>
+      <w:r>
+        <w:t> </w:t>
+      </w:r>
+      <w:r>
+        <w:rPr>
+          <w:color w:val="605e5c"/>
+        </w:rPr>
+        <w:t>// up right</w:t>
+      </w:r>
+    </w:p>
+    <w:p>
+      <w:pPr>
+        <w:pStyle w:val="para18"/>
+      </w:pPr>
+      <w:r>
+        <w:t> </w:t>
+      </w:r>
+      <w:r>
+        <w:rPr>
+          <w:color w:val="0563c1"/>
+        </w:rPr>
+        <w:t>rect</w:t>
+      </w:r>
+      <w:r>
+        <w:t>(width</w:t>
+      </w:r>
+      <w:r>
+        <w:rPr>
+          <w:color w:val="000000"/>
+        </w:rPr>
+        <w:t>/</w:t>
+      </w:r>
+      <w:r>
+        <w:rPr>
+          <w:color w:val="404040"/>
+        </w:rPr>
+        <w:t>2</w:t>
+      </w:r>
+      <w:r>
+        <w:t>,</w:t>
+      </w:r>
+      <w:r>
+        <w:rPr>
+          <w:color w:val="404040"/>
+        </w:rPr>
+        <w:t>0</w:t>
+      </w:r>
+      <w:r>
+        <w:t>,width,height</w:t>
+      </w:r>
+      <w:r>
+        <w:rPr>
+          <w:color w:val="000000"/>
+        </w:rPr>
+        <w:t>/</w:t>
+      </w:r>
+      <w:r>
+        <w:rPr>
+          <w:color w:val="404040"/>
+        </w:rPr>
+        <w:t>2</w:t>
+      </w:r>
+      <w:r>
+        <w:t>);</w:t>
+      </w:r>
+    </w:p>
+    <w:p>
+      <w:pPr>
+        <w:pStyle w:val="para18"/>
+        <w:rPr>
+          <w:color w:val="605e5c"/>
+        </w:rPr>
+      </w:pPr>
+      <w:r>
+        <w:t> </w:t>
+      </w:r>
+      <w:r>
+        <w:rPr>
+          <w:color w:val="605e5c"/>
+        </w:rPr>
+        <w:t>// down left</w:t>
+      </w:r>
+    </w:p>
+    <w:p>
+      <w:pPr>
+        <w:pStyle w:val="para18"/>
+      </w:pPr>
+      <w:r>
+        <w:t> </w:t>
+      </w:r>
+      <w:r>
+        <w:rPr>
+          <w:color w:val="0563c1"/>
+        </w:rPr>
+        <w:t>rect</w:t>
+      </w:r>
+      <w:r>
+        <w:t>(</w:t>
+      </w:r>
+      <w:r>
+        <w:rPr>
+          <w:color w:val="404040"/>
+        </w:rPr>
+        <w:t>0</w:t>
+      </w:r>
+      <w:r>
+        <w:t>,height</w:t>
+      </w:r>
+      <w:r>
+        <w:rPr>
+          <w:color w:val="000000"/>
+        </w:rPr>
+        <w:t>/</w:t>
+      </w:r>
+      <w:r>
+        <w:rPr>
+          <w:color w:val="404040"/>
+        </w:rPr>
+        <w:t>2</w:t>
+      </w:r>
+      <w:r>
+        <w:t>,width</w:t>
+      </w:r>
+      <w:r>
+        <w:rPr>
+          <w:color w:val="000000"/>
+        </w:rPr>
+        <w:t>/</w:t>
+      </w:r>
+      <w:r>
+        <w:rPr>
+          <w:color w:val="404040"/>
+        </w:rPr>
+        <w:t>2</w:t>
+      </w:r>
+      <w:r>
+        <w:t>,height</w:t>
+      </w:r>
+      <w:r>
+        <w:rPr>
+          <w:color w:val="000000"/>
+        </w:rPr>
+        <w:t>/</w:t>
+      </w:r>
+      <w:r>
+        <w:rPr>
+          <w:color w:val="404040"/>
+        </w:rPr>
+        <w:t>2</w:t>
+      </w:r>
+      <w:r>
+        <w:t>);</w:t>
+      </w:r>
+    </w:p>
+    <w:p>
+      <w:pPr>
+        <w:pStyle w:val="para18"/>
+        <w:rPr>
+          <w:color w:val="605e5c"/>
+        </w:rPr>
+      </w:pPr>
+      <w:r>
+        <w:t> </w:t>
+      </w:r>
+      <w:r>
+        <w:rPr>
+          <w:color w:val="605e5c"/>
+        </w:rPr>
+        <w:t>// down right</w:t>
+      </w:r>
+    </w:p>
+    <w:p>
+      <w:pPr>
+        <w:pStyle w:val="para18"/>
+      </w:pPr>
+      <w:r>
+        <w:t> </w:t>
+      </w:r>
+      <w:r>
+        <w:rPr>
+          <w:color w:val="0563c1"/>
+        </w:rPr>
+        <w:t>rect</w:t>
+      </w:r>
+      <w:r>
+        <w:t>(width</w:t>
+      </w:r>
+      <w:r>
+        <w:rPr>
+          <w:color w:val="000000"/>
+        </w:rPr>
+        <w:t>/</w:t>
+      </w:r>
+      <w:r>
+        <w:rPr>
+          <w:color w:val="404040"/>
+        </w:rPr>
+        <w:t>2</w:t>
+      </w:r>
+      <w:r>
+        <w:t>,height</w:t>
+      </w:r>
+      <w:r>
+        <w:rPr>
+          <w:color w:val="000000"/>
+        </w:rPr>
+        <w:t>/</w:t>
+      </w:r>
+      <w:r>
+        <w:rPr>
+          <w:color w:val="404040"/>
+        </w:rPr>
+        <w:t>2</w:t>
+      </w:r>
+      <w:r>
+        <w:t>,width,height);</w:t>
+      </w:r>
+    </w:p>
+    <w:p>
+      <w:pPr>
+        <w:pStyle w:val="para18"/>
+      </w:pPr>
+      <w:r>
+        <w:br w:type="textWrapping"/>
+      </w:r>
+    </w:p>
+    <w:p>
+      <w:pPr>
+        <w:pStyle w:val="para18"/>
+      </w:pPr>
+      <w:r>
+        <w:t> </w:t>
+      </w:r>
+      <w:r>
+        <w:rPr>
+          <w:color w:val="0563c1"/>
+        </w:rPr>
+        <w:t>fill</w:t>
+      </w:r>
+      <w:r>
+        <w:t>(</w:t>
+      </w:r>
+      <w:r>
+        <w:rPr>
+          <w:color w:val="404040"/>
+        </w:rPr>
+        <w:t>0</w:t>
+      </w:r>
+      <w:r>
+        <w:t>);</w:t>
+      </w:r>
+    </w:p>
+    <w:p>
+      <w:pPr>
+        <w:pStyle w:val="para18"/>
+      </w:pPr>
+      <w:r>
+        <w:t> </w:t>
+      </w:r>
+      <w:r>
+        <w:rPr>
+          <w:color w:val="0563c1"/>
+        </w:rPr>
+        <w:t>line</w:t>
+      </w:r>
+      <w:r>
+        <w:t>(width</w:t>
+      </w:r>
+      <w:r>
+        <w:rPr>
+          <w:color w:val="000000"/>
+        </w:rPr>
+        <w:t>/</w:t>
+      </w:r>
+      <w:r>
+        <w:rPr>
+          <w:color w:val="404040"/>
+        </w:rPr>
+        <w:t>2</w:t>
+      </w:r>
+      <w:r>
+        <w:t xml:space="preserve">, </w:t>
+      </w:r>
+      <w:r>
+        <w:rPr>
+          <w:color w:val="404040"/>
+        </w:rPr>
+        <w:t>0</w:t>
+      </w:r>
+      <w:r>
+        <w:t>, width</w:t>
+      </w:r>
+      <w:r>
+        <w:rPr>
+          <w:color w:val="000000"/>
+        </w:rPr>
+        <w:t>/</w:t>
+      </w:r>
+      <w:r>
+        <w:rPr>
+          <w:color w:val="404040"/>
+        </w:rPr>
+        <w:t>2</w:t>
+      </w:r>
+      <w:r>
+        <w:t>, height);</w:t>
+      </w:r>
+    </w:p>
+    <w:p>
+      <w:pPr>
+        <w:pStyle w:val="para18"/>
+      </w:pPr>
+      <w:r>
+        <w:t> </w:t>
+      </w:r>
+      <w:r>
+        <w:rPr>
+          <w:color w:val="0563c1"/>
+        </w:rPr>
+        <w:t>line</w:t>
+      </w:r>
+      <w:r>
+        <w:t>(</w:t>
+      </w:r>
+      <w:r>
+        <w:rPr>
+          <w:color w:val="404040"/>
+        </w:rPr>
+        <w:t>0</w:t>
+      </w:r>
+      <w:r>
+        <w:t>, height</w:t>
+      </w:r>
+      <w:r>
+        <w:rPr>
+          <w:color w:val="000000"/>
+        </w:rPr>
+        <w:t>/</w:t>
+      </w:r>
+      <w:r>
+        <w:rPr>
+          <w:color w:val="404040"/>
+        </w:rPr>
+        <w:t>2</w:t>
+      </w:r>
+      <w:r>
+        <w:t>, width, height</w:t>
+      </w:r>
+      <w:r>
+        <w:rPr>
+          <w:color w:val="000000"/>
+        </w:rPr>
+        <w:t>/</w:t>
+      </w:r>
+      <w:r>
+        <w:rPr>
+          <w:color w:val="404040"/>
+        </w:rPr>
+        <w:t>2</w:t>
+      </w:r>
+      <w:r>
+        <w:t>);</w:t>
+      </w:r>
+    </w:p>
+    <w:p>
+      <w:pPr>
+        <w:pStyle w:val="para18"/>
+      </w:pPr>
+      <w:r>
+        <w:t>}</w:t>
+      </w:r>
+    </w:p>
+    <w:p>
+      <w:pPr>
+        <w:pStyle w:val="para18"/>
+      </w:pPr>
+      <w:r>
+        <w:br w:type="textWrapping"/>
+      </w:r>
+    </w:p>
+    <w:p>
+      <w:pPr>
+        <w:pStyle w:val="para18"/>
+      </w:pPr>
+      <w:r>
+        <w:rPr>
+          <w:color w:val="1f3763"/>
+        </w:rPr>
+        <w:t>void</w:t>
+      </w:r>
+      <w:r>
+        <w:t xml:space="preserve"> </w:t>
+      </w:r>
+      <w:r>
+        <w:rPr>
+          <w:color w:val="0563c1"/>
+        </w:rPr>
+        <w:t>draw</w:t>
+      </w:r>
+      <w:r>
+        <w:t>() {</w:t>
+      </w:r>
+    </w:p>
+    <w:p>
+      <w:pPr>
+        <w:pStyle w:val="para18"/>
+      </w:pPr>
+      <w:r>
+        <w:t> </w:t>
+      </w:r>
+      <w:r>
+        <w:rPr>
+          <w:color w:val="0563c1"/>
+        </w:rPr>
+        <w:t>println</w:t>
+      </w:r>
+      <w:r>
+        <w:t>(mouseX,mouseY);</w:t>
+      </w:r>
+    </w:p>
+    <w:p>
+      <w:pPr>
+        <w:pStyle w:val="para18"/>
+      </w:pPr>
+      <w:r>
+        <w:t> </w:t>
+      </w:r>
+      <w:r>
+        <w:rPr>
+          <w:color w:val="e1dfdd"/>
+        </w:rPr>
+        <w:t>if</w:t>
+      </w:r>
+      <w:r>
+        <w:t xml:space="preserve"> (mouseX</w:t>
+      </w:r>
+      <w:r>
+        <w:rPr>
+          <w:color w:val="000000"/>
+        </w:rPr>
+        <w:t>&lt;</w:t>
+      </w:r>
+      <w:r>
+        <w:t>width</w:t>
+      </w:r>
+      <w:r>
+        <w:rPr>
+          <w:color w:val="000000"/>
+        </w:rPr>
+        <w:t>/</w:t>
+      </w:r>
+      <w:r>
+        <w:rPr>
+          <w:color w:val="404040"/>
+        </w:rPr>
+        <w:t>2</w:t>
+      </w:r>
+      <w:r>
+        <w:t xml:space="preserve"> </w:t>
+      </w:r>
+      <w:r>
+        <w:rPr>
+          <w:color w:val="000000"/>
+        </w:rPr>
+        <w:t>&amp;&amp;</w:t>
+      </w:r>
+      <w:r>
+        <w:t xml:space="preserve"> mouseY</w:t>
+      </w:r>
+      <w:r>
+        <w:rPr>
+          <w:color w:val="000000"/>
+        </w:rPr>
+        <w:t>&lt;</w:t>
+      </w:r>
+      <w:r>
+        <w:t>height</w:t>
+      </w:r>
+      <w:r>
+        <w:rPr>
+          <w:color w:val="000000"/>
+        </w:rPr>
+        <w:t>/</w:t>
+      </w:r>
+      <w:r>
+        <w:rPr>
+          <w:color w:val="404040"/>
+        </w:rPr>
+        <w:t>2</w:t>
+      </w:r>
+      <w:r>
+        <w:t>) {</w:t>
+      </w:r>
+    </w:p>
+    <w:p>
+      <w:pPr>
+        <w:pStyle w:val="para18"/>
+      </w:pPr>
+      <w:r>
+        <w:t>  </w:t>
+      </w:r>
+      <w:r>
+        <w:rPr>
+          <w:color w:val="0563c1"/>
+        </w:rPr>
+        <w:t>resetBackground</w:t>
+      </w:r>
+      <w:r>
+        <w:t>();</w:t>
+      </w:r>
+    </w:p>
+    <w:p>
+      <w:pPr>
+        <w:pStyle w:val="para18"/>
+      </w:pPr>
+      <w:r>
+        <w:t>  </w:t>
+      </w:r>
+      <w:r>
+        <w:rPr>
+          <w:color w:val="0563c1"/>
+        </w:rPr>
+        <w:t>fill</w:t>
+      </w:r>
+      <w:r>
+        <w:t>(</w:t>
+      </w:r>
+      <w:r>
+        <w:rPr>
+          <w:color w:val="404040"/>
+        </w:rPr>
+        <w:t>255</w:t>
+      </w:r>
+      <w:r>
+        <w:t>,</w:t>
+      </w:r>
+      <w:r>
+        <w:rPr>
+          <w:color w:val="404040"/>
+        </w:rPr>
+        <w:t>255</w:t>
+      </w:r>
+      <w:r>
+        <w:t>,</w:t>
+      </w:r>
+      <w:r>
+        <w:rPr>
+          <w:color w:val="404040"/>
+        </w:rPr>
+        <w:t>0</w:t>
+      </w:r>
+      <w:r>
+        <w:t>);</w:t>
+      </w:r>
+    </w:p>
+    <w:p>
+      <w:pPr>
+        <w:pStyle w:val="para18"/>
+      </w:pPr>
+      <w:r>
+        <w:t>  </w:t>
+      </w:r>
+      <w:r>
+        <w:rPr>
+          <w:color w:val="0563c1"/>
+        </w:rPr>
+        <w:t>rect</w:t>
+      </w:r>
+      <w:r>
+        <w:t>(</w:t>
+      </w:r>
+      <w:r>
+        <w:rPr>
+          <w:color w:val="404040"/>
+        </w:rPr>
+        <w:t>0</w:t>
+      </w:r>
+      <w:r>
+        <w:t xml:space="preserve">, </w:t>
+      </w:r>
+      <w:r>
+        <w:rPr>
+          <w:color w:val="404040"/>
+        </w:rPr>
+        <w:t>0</w:t>
+      </w:r>
+      <w:r>
+        <w:t>, width</w:t>
+      </w:r>
+      <w:r>
+        <w:rPr>
+          <w:color w:val="000000"/>
+        </w:rPr>
+        <w:t>/</w:t>
+      </w:r>
+      <w:r>
+        <w:rPr>
+          <w:color w:val="404040"/>
+        </w:rPr>
+        <w:t>2</w:t>
+      </w:r>
+      <w:r>
+        <w:t>, height</w:t>
+      </w:r>
+      <w:r>
+        <w:rPr>
+          <w:color w:val="000000"/>
+        </w:rPr>
+        <w:t>/</w:t>
+      </w:r>
+      <w:r>
+        <w:rPr>
+          <w:color w:val="404040"/>
+        </w:rPr>
+        <w:t>2</w:t>
+      </w:r>
+      <w:r>
+        <w:t>);</w:t>
+      </w:r>
+    </w:p>
+    <w:p>
+      <w:pPr>
+        <w:pStyle w:val="para18"/>
+      </w:pPr>
+      <w:r>
+        <w:t xml:space="preserve"> } </w:t>
+      </w:r>
+      <w:r>
+        <w:rPr>
+          <w:color w:val="e1dfdd"/>
+        </w:rPr>
+        <w:t>else</w:t>
+      </w:r>
+      <w:r>
+        <w:t xml:space="preserve"> </w:t>
+      </w:r>
+      <w:r>
+        <w:rPr>
+          <w:color w:val="e1dfdd"/>
+        </w:rPr>
+        <w:t>if</w:t>
+      </w:r>
+      <w:r>
+        <w:t xml:space="preserve"> (mouseX</w:t>
+      </w:r>
+      <w:r>
+        <w:rPr>
+          <w:color w:val="000000"/>
+        </w:rPr>
+        <w:t>&gt;=</w:t>
+      </w:r>
+      <w:r>
+        <w:t>width</w:t>
+      </w:r>
+      <w:r>
+        <w:rPr>
+          <w:color w:val="000000"/>
+        </w:rPr>
+        <w:t>/</w:t>
+      </w:r>
+      <w:r>
+        <w:rPr>
+          <w:color w:val="404040"/>
+        </w:rPr>
+        <w:t>2</w:t>
+      </w:r>
+      <w:r>
+        <w:t xml:space="preserve"> </w:t>
+      </w:r>
+      <w:r>
+        <w:rPr>
+          <w:color w:val="000000"/>
+        </w:rPr>
+        <w:t>&amp;&amp;</w:t>
+      </w:r>
+      <w:r>
+        <w:t xml:space="preserve"> mouseY</w:t>
+      </w:r>
+      <w:r>
+        <w:rPr>
+          <w:color w:val="000000"/>
+        </w:rPr>
+        <w:t>&lt;</w:t>
+      </w:r>
+      <w:r>
+        <w:t>height</w:t>
+      </w:r>
+      <w:r>
+        <w:rPr>
+          <w:color w:val="000000"/>
+        </w:rPr>
+        <w:t>/</w:t>
+      </w:r>
+      <w:r>
+        <w:rPr>
+          <w:color w:val="404040"/>
+        </w:rPr>
+        <w:t>2</w:t>
+      </w:r>
+      <w:r>
+        <w:t>) {</w:t>
+      </w:r>
+    </w:p>
+    <w:p>
+      <w:pPr>
+        <w:pStyle w:val="para18"/>
+      </w:pPr>
+      <w:r>
+        <w:t>  </w:t>
+      </w:r>
+      <w:r>
+        <w:rPr>
+          <w:color w:val="0563c1"/>
+        </w:rPr>
+        <w:t>resetBackground</w:t>
+      </w:r>
+      <w:r>
+        <w:t>();</w:t>
+      </w:r>
+    </w:p>
+    <w:p>
+      <w:pPr>
+        <w:pStyle w:val="para18"/>
+      </w:pPr>
+      <w:r>
+        <w:t>  </w:t>
+      </w:r>
+      <w:r>
+        <w:rPr>
+          <w:color w:val="0563c1"/>
+        </w:rPr>
+        <w:t>fill</w:t>
+      </w:r>
+      <w:r>
+        <w:t>(</w:t>
+      </w:r>
+      <w:r>
+        <w:rPr>
+          <w:color w:val="404040"/>
+        </w:rPr>
+        <w:t>255</w:t>
+      </w:r>
+      <w:r>
+        <w:t>,</w:t>
+      </w:r>
+      <w:r>
+        <w:rPr>
+          <w:color w:val="404040"/>
+        </w:rPr>
+        <w:t>255</w:t>
+      </w:r>
+      <w:r>
+        <w:t>,</w:t>
+      </w:r>
+      <w:r>
+        <w:rPr>
+          <w:color w:val="404040"/>
+        </w:rPr>
+        <w:t>0</w:t>
+      </w:r>
+      <w:r>
+        <w:t>);</w:t>
+      </w:r>
+    </w:p>
+    <w:p>
+      <w:pPr>
+        <w:pStyle w:val="para18"/>
+      </w:pPr>
+      <w:r>
+        <w:t>  </w:t>
+      </w:r>
+      <w:r>
+        <w:rPr>
+          <w:color w:val="0563c1"/>
+        </w:rPr>
+        <w:t>rect</w:t>
+      </w:r>
+      <w:r>
+        <w:t>(width</w:t>
+      </w:r>
+      <w:r>
+        <w:rPr>
+          <w:color w:val="000000"/>
+        </w:rPr>
+        <w:t>/</w:t>
+      </w:r>
+      <w:r>
+        <w:rPr>
+          <w:color w:val="404040"/>
+        </w:rPr>
+        <w:t>2</w:t>
+      </w:r>
+      <w:r>
+        <w:t xml:space="preserve">, </w:t>
+      </w:r>
+      <w:r>
+        <w:rPr>
+          <w:color w:val="404040"/>
+        </w:rPr>
+        <w:t>0</w:t>
+      </w:r>
+      <w:r>
+        <w:t>, width, height</w:t>
+      </w:r>
+      <w:r>
+        <w:rPr>
+          <w:color w:val="000000"/>
+        </w:rPr>
+        <w:t>/</w:t>
+      </w:r>
+      <w:r>
+        <w:rPr>
+          <w:color w:val="404040"/>
+        </w:rPr>
+        <w:t>2</w:t>
+      </w:r>
+      <w:r>
+        <w:t>);</w:t>
+      </w:r>
+    </w:p>
+    <w:p>
+      <w:pPr>
+        <w:pStyle w:val="para18"/>
+      </w:pPr>
+      <w:r>
+        <w:t xml:space="preserve"> } </w:t>
+      </w:r>
+      <w:r>
+        <w:rPr>
+          <w:color w:val="e1dfdd"/>
+        </w:rPr>
+        <w:t>else</w:t>
+      </w:r>
+      <w:r>
+        <w:t xml:space="preserve"> </w:t>
+      </w:r>
+      <w:r>
+        <w:rPr>
+          <w:color w:val="e1dfdd"/>
+        </w:rPr>
+        <w:t>if</w:t>
+      </w:r>
+      <w:r>
+        <w:t xml:space="preserve"> (mouseX</w:t>
+      </w:r>
+      <w:r>
+        <w:rPr>
+          <w:color w:val="000000"/>
+        </w:rPr>
+        <w:t>&lt;</w:t>
+      </w:r>
+      <w:r>
+        <w:t>width</w:t>
+      </w:r>
+      <w:r>
+        <w:rPr>
+          <w:color w:val="000000"/>
+        </w:rPr>
+        <w:t>/</w:t>
+      </w:r>
+      <w:r>
+        <w:rPr>
+          <w:color w:val="404040"/>
+        </w:rPr>
+        <w:t>2</w:t>
+      </w:r>
+      <w:r>
+        <w:t xml:space="preserve"> </w:t>
+      </w:r>
+      <w:r>
+        <w:rPr>
+          <w:color w:val="000000"/>
+        </w:rPr>
+        <w:t>&amp;&amp;</w:t>
+      </w:r>
+      <w:r>
+        <w:t xml:space="preserve"> mouseY</w:t>
+      </w:r>
+      <w:r>
+        <w:rPr>
+          <w:color w:val="000000"/>
+        </w:rPr>
+        <w:t>&gt;=</w:t>
+      </w:r>
+      <w:r>
+        <w:t>height</w:t>
+      </w:r>
+      <w:r>
+        <w:rPr>
+          <w:color w:val="000000"/>
+        </w:rPr>
+        <w:t>/</w:t>
+      </w:r>
+      <w:r>
+        <w:rPr>
+          <w:color w:val="404040"/>
+        </w:rPr>
+        <w:t>2</w:t>
+      </w:r>
+      <w:r>
+        <w:t>) {</w:t>
+      </w:r>
+    </w:p>
+    <w:p>
+      <w:pPr>
+        <w:pStyle w:val="para18"/>
+      </w:pPr>
+      <w:r>
+        <w:t>  </w:t>
+      </w:r>
+      <w:r>
+        <w:rPr>
+          <w:color w:val="0563c1"/>
+        </w:rPr>
+        <w:t>resetBackground</w:t>
+      </w:r>
+      <w:r>
+        <w:t>();</w:t>
+      </w:r>
+    </w:p>
+    <w:p>
+      <w:pPr>
+        <w:pStyle w:val="para18"/>
+      </w:pPr>
+      <w:r>
+        <w:t>  </w:t>
+      </w:r>
+      <w:r>
+        <w:rPr>
+          <w:color w:val="0563c1"/>
+        </w:rPr>
+        <w:t>fill</w:t>
+      </w:r>
+      <w:r>
+        <w:t>(</w:t>
+      </w:r>
+      <w:r>
+        <w:rPr>
+          <w:color w:val="404040"/>
+        </w:rPr>
+        <w:t>255</w:t>
+      </w:r>
+      <w:r>
+        <w:t>,</w:t>
+      </w:r>
+      <w:r>
+        <w:rPr>
+          <w:color w:val="404040"/>
+        </w:rPr>
+        <w:t>255</w:t>
+      </w:r>
+      <w:r>
+        <w:t>,</w:t>
+      </w:r>
+      <w:r>
+        <w:rPr>
+          <w:color w:val="404040"/>
+        </w:rPr>
+        <w:t>0</w:t>
+      </w:r>
+      <w:r>
+        <w:t>);</w:t>
+      </w:r>
+    </w:p>
+    <w:p>
+      <w:pPr>
+        <w:pStyle w:val="para18"/>
+      </w:pPr>
+      <w:r>
+        <w:t>  </w:t>
+      </w:r>
+      <w:r>
+        <w:rPr>
+          <w:color w:val="0563c1"/>
+        </w:rPr>
+        <w:t>rect</w:t>
+      </w:r>
+      <w:r>
+        <w:t>(</w:t>
+      </w:r>
+      <w:r>
+        <w:rPr>
+          <w:color w:val="404040"/>
+        </w:rPr>
+        <w:t>0</w:t>
+      </w:r>
+      <w:r>
+        <w:t>, height</w:t>
+      </w:r>
+      <w:r>
+        <w:rPr>
+          <w:color w:val="000000"/>
+        </w:rPr>
+        <w:t>/</w:t>
+      </w:r>
+      <w:r>
+        <w:rPr>
+          <w:color w:val="404040"/>
+        </w:rPr>
+        <w:t>2</w:t>
+      </w:r>
+      <w:r>
+        <w:t>, width</w:t>
+      </w:r>
+      <w:r>
+        <w:rPr>
+          <w:color w:val="000000"/>
+        </w:rPr>
+        <w:t>/</w:t>
+      </w:r>
+      <w:r>
+        <w:rPr>
+          <w:color w:val="404040"/>
+        </w:rPr>
+        <w:t>2</w:t>
+      </w:r>
+      <w:r>
+        <w:t>, height);</w:t>
+      </w:r>
+    </w:p>
+    <w:p>
+      <w:pPr>
+        <w:pStyle w:val="para18"/>
+      </w:pPr>
+      <w:r>
+        <w:t xml:space="preserve"> } </w:t>
+      </w:r>
+      <w:r>
+        <w:rPr>
+          <w:color w:val="e1dfdd"/>
+        </w:rPr>
+        <w:t>else</w:t>
+      </w:r>
+      <w:r>
+        <w:t xml:space="preserve"> </w:t>
+      </w:r>
+      <w:r>
+        <w:rPr>
+          <w:color w:val="e1dfdd"/>
+        </w:rPr>
+        <w:t>if</w:t>
+      </w:r>
+      <w:r>
+        <w:t xml:space="preserve"> (mouseX</w:t>
+      </w:r>
+      <w:r>
+        <w:rPr>
+          <w:color w:val="000000"/>
+        </w:rPr>
+        <w:t>&gt;=</w:t>
+      </w:r>
+      <w:r>
+        <w:t>width</w:t>
+      </w:r>
+      <w:r>
+        <w:rPr>
+          <w:color w:val="000000"/>
+        </w:rPr>
+        <w:t>/</w:t>
+      </w:r>
+      <w:r>
+        <w:rPr>
+          <w:color w:val="404040"/>
+        </w:rPr>
+        <w:t>2</w:t>
+      </w:r>
+      <w:r>
+        <w:t xml:space="preserve"> </w:t>
+      </w:r>
+      <w:r>
+        <w:rPr>
+          <w:color w:val="000000"/>
+        </w:rPr>
+        <w:t>&amp;&amp;</w:t>
+      </w:r>
+      <w:r>
+        <w:t xml:space="preserve"> mouseY</w:t>
+      </w:r>
+      <w:r>
+        <w:rPr>
+          <w:color w:val="000000"/>
+        </w:rPr>
+        <w:t>&gt;=</w:t>
+      </w:r>
+      <w:r>
+        <w:t>height</w:t>
+      </w:r>
+      <w:r>
+        <w:rPr>
+          <w:color w:val="000000"/>
+        </w:rPr>
+        <w:t>/</w:t>
+      </w:r>
+      <w:r>
+        <w:rPr>
+          <w:color w:val="404040"/>
+        </w:rPr>
+        <w:t>2</w:t>
+      </w:r>
+      <w:r>
+        <w:t>) {</w:t>
+      </w:r>
+    </w:p>
+    <w:p>
+      <w:pPr>
+        <w:pStyle w:val="para18"/>
+      </w:pPr>
+      <w:r>
+        <w:t>  </w:t>
+      </w:r>
+      <w:r>
+        <w:rPr>
+          <w:color w:val="0563c1"/>
+        </w:rPr>
+        <w:t>resetBackground</w:t>
+      </w:r>
+      <w:r>
+        <w:t>();</w:t>
+      </w:r>
+    </w:p>
+    <w:p>
+      <w:pPr>
+        <w:pStyle w:val="para18"/>
+      </w:pPr>
+      <w:r>
+        <w:t>  </w:t>
+      </w:r>
+      <w:r>
+        <w:rPr>
+          <w:color w:val="0563c1"/>
+        </w:rPr>
+        <w:t>fill</w:t>
+      </w:r>
+      <w:r>
+        <w:t>(</w:t>
+      </w:r>
+      <w:r>
+        <w:rPr>
+          <w:color w:val="404040"/>
+        </w:rPr>
+        <w:t>255</w:t>
+      </w:r>
+      <w:r>
+        <w:t>,</w:t>
+      </w:r>
+      <w:r>
+        <w:rPr>
+          <w:color w:val="404040"/>
+        </w:rPr>
+        <w:t>255</w:t>
+      </w:r>
+      <w:r>
+        <w:t>,</w:t>
+      </w:r>
+      <w:r>
+        <w:rPr>
+          <w:color w:val="404040"/>
+        </w:rPr>
+        <w:t>0</w:t>
+      </w:r>
+      <w:r>
+        <w:t>);</w:t>
+      </w:r>
+    </w:p>
+    <w:p>
+      <w:pPr>
+        <w:pStyle w:val="para18"/>
+      </w:pPr>
+      <w:r>
+        <w:t>  </w:t>
+      </w:r>
+      <w:r>
+        <w:rPr>
+          <w:color w:val="0563c1"/>
+        </w:rPr>
+        <w:t>rect</w:t>
+      </w:r>
+      <w:r>
+        <w:t>(width</w:t>
+      </w:r>
+      <w:r>
+        <w:rPr>
+          <w:color w:val="000000"/>
+        </w:rPr>
+        <w:t>/</w:t>
+      </w:r>
+      <w:r>
+        <w:rPr>
+          <w:color w:val="404040"/>
+        </w:rPr>
+        <w:t>2</w:t>
+      </w:r>
+      <w:r>
+        <w:t>, height</w:t>
+      </w:r>
+      <w:r>
+        <w:rPr>
+          <w:color w:val="000000"/>
+        </w:rPr>
+        <w:t>/</w:t>
+      </w:r>
+      <w:r>
+        <w:rPr>
+          <w:color w:val="404040"/>
+        </w:rPr>
+        <w:t>2</w:t>
+      </w:r>
+      <w:r>
+        <w:t>, width, height);</w:t>
+      </w:r>
+    </w:p>
+    <w:p>
+      <w:pPr>
+        <w:pStyle w:val="para18"/>
+      </w:pPr>
+      <w:r>
+        <w:t> }</w:t>
+      </w:r>
+    </w:p>
+    <w:p>
+      <w:pPr>
+        <w:pStyle w:val="para18"/>
+      </w:pPr>
+      <w:r>
+        <w:t>}</w:t>
+      </w:r>
+    </w:p>
+    <w:p>
+      <w:pPr>
+        <w:spacing w:line="380" w:lineRule="atLeast"/>
+        <w:pBdr>
+          <w:top w:val="nil" w:sz="0" w:space="0" w:color="000000" tmln="20, 20, 20, 0, 0"/>
+          <w:left w:val="nil" w:sz="0" w:space="0" w:color="000000" tmln="20, 20, 20, 0, 0"/>
+          <w:bottom w:val="nil" w:sz="0" w:space="0" w:color="000000" tmln="20, 20, 20, 0, 0"/>
+          <w:right w:val="nil" w:sz="0" w:space="0" w:color="000000" tmln="20, 20, 20, 0, 0"/>
+          <w:between w:val="nil" w:sz="0" w:space="0" w:color="000000" tmln="20, 20, 20, 0, 0"/>
+        </w:pBdr>
+        <w:shd w:val="none"/>
+        <w:rPr>
+          <w:rFonts w:ascii="Consolas" w:hAnsi="Consolas"/>
+          <w:color w:val="2f5496"/>
+          <w:sz w:val="21"/>
+          <w:shd w:val="clear" w:fill="ffffff"/>
+        </w:rPr>
+      </w:pPr>
+      <w:r>
+        <w:rPr>
+          <w:rFonts w:ascii="Consolas" w:hAnsi="Consolas"/>
+          <w:color w:val="2f5496"/>
+          <w:sz w:val="21"/>
+          <w:shd w:val="clear" w:fill="ffffff"/>
+        </w:rPr>
+      </w:r>
+    </w:p>
+    <w:p>
+      <w:pPr>
+        <w:pStyle w:val="para14"/>
+      </w:pPr>
+      <w:r>
+        <w:rPr>
+          <w:noProof/>
+        </w:rPr>
+        <w:drawing>
+          <wp:inline distT="89535" distB="89535" distL="89535" distR="89535">
+            <wp:extent cx="4089400" cy="3346450"/>
+            <wp:effectExtent l="0" t="0" r="0" b="0"/>
+            <wp:docPr id="10" name="Зображення1"/>
+            <wp:cNvGraphicFramePr>
+              <a:graphicFrameLocks xmlns:a="http://schemas.openxmlformats.org/drawingml/2006/main" noChangeAspect="1"/>
+            </wp:cNvGraphicFramePr>
+            <a:graphic xmlns:a="http://schemas.openxmlformats.org/drawingml/2006/main">
+              <a:graphicData uri="http://schemas.openxmlformats.org/drawingml/2006/picture">
+                <pic:pic xmlns:pic="http://schemas.openxmlformats.org/drawingml/2006/picture">
+                  <pic:nvPicPr>
+                    <pic:cNvPr id="10" name="Зображення1"/>
+                    <pic:cNvPicPr>
+                      <a:picLocks noChangeAspect="1"/>
+                      <a:extLst>
+                        <a:ext uri="sm">
+                          <sm:smNativeData xmlns:sm="sm" val="SMDATA_16_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"/>
+                        </a:ext>
+                      </a:extLst>
+                    </pic:cNvPicPr>
+                  </pic:nvPicPr>
+                  <pic:blipFill>
+                    <a:blip r:embed="rId24"/>
+                    <a:stretch>
+                      <a:fillRect/>
+                    </a:stretch>
+                  </pic:blipFill>
+                  <pic:spPr>
+                    <a:xfrm>
+                      <a:off x="0" y="0"/>
+                      <a:ext cx="4089400" cy="3346450"/>
+                    </a:xfrm>
+                    <a:prstGeom prst="rect">
+                      <a:avLst/>
+                    </a:prstGeom>
+                    <a:noFill/>
+                    <a:ln w="12700">
+                      <a:noFill/>
+                    </a:ln>
+                  </pic:spPr>
+                </pic:pic>
+              </a:graphicData>
+            </a:graphic>
+          </wp:inline>
+        </w:drawing>
+      </w:r>
+      <w:r/>
+    </w:p>
+    <w:p>
+      <w:pPr>
+        <w:pStyle w:val="para14"/>
+      </w:pPr>
+      <w:r>
+        <w:t>Рисунок 1.1. - Програма в роботі</w:t>
+      </w:r>
+    </w:p>
+    <w:p>
+      <w:pPr>
+        <w:pStyle w:val="para10"/>
+      </w:pPr>
+      <w:r/>
+    </w:p>
+    <w:p>
+      <w:pPr>
+        <w:pStyle w:val="para10"/>
+      </w:pPr>
+      <w:r>
+        <w:t xml:space="preserve">Відео: </w:t>
+      </w:r>
+      <w:hyperlink r:id="rId25" w:history="1">
+        <w:r>
+          <w:rPr>
+            <w:rStyle w:val="char5"/>
+          </w:rPr>
+          <w:t>https://youtu.be/BQB_0kk6l88</w:t>
+        </w:r>
+      </w:hyperlink>
+      <w:r>
+        <w:t>.</w:t>
+      </w:r>
+    </w:p>
+    <w:p>
+      <w:pPr>
+        <w:pStyle w:val="para10"/>
+      </w:pPr>
+      <w:r/>
+    </w:p>
+    <w:p>
+      <w:pPr>
+        <w:pStyle w:val="para11"/>
+      </w:pPr>
+      <w:r>
+        <w:t>2 Змінне коло</w:t>
+      </w:r>
+    </w:p>
+    <w:p>
+      <w:pPr>
+        <w:pStyle w:val="para10"/>
+      </w:pPr>
+      <w:r/>
+    </w:p>
+    <w:p>
+      <w:pPr>
+        <w:pStyle w:val="para18"/>
+      </w:pPr>
+      <w:r>
+        <w:rPr>
+          <w:color w:val="1f3763"/>
+        </w:rPr>
+        <w:t>void</w:t>
+      </w:r>
+      <w:r>
+        <w:t xml:space="preserve"> </w:t>
+      </w:r>
+      <w:r>
+        <w:rPr>
+          <w:color w:val="0563c1"/>
+        </w:rPr>
+        <w:t>setup</w:t>
+      </w:r>
+      <w:r>
+        <w:t>() {</w:t>
+      </w:r>
+    </w:p>
+    <w:p>
+      <w:pPr>
+        <w:pStyle w:val="para18"/>
+      </w:pPr>
+      <w:r>
+        <w:t> </w:t>
+      </w:r>
+      <w:r>
+        <w:rPr>
+          <w:color w:val="0563c1"/>
+        </w:rPr>
+        <w:t>size</w:t>
+      </w:r>
+      <w:r>
+        <w:t>(</w:t>
+      </w:r>
+      <w:r>
+        <w:rPr>
+          <w:color w:val="404040"/>
+        </w:rPr>
+        <w:t>480</w:t>
+      </w:r>
+      <w:r>
+        <w:t xml:space="preserve">, </w:t>
+      </w:r>
+      <w:r>
+        <w:rPr>
+          <w:color w:val="404040"/>
+        </w:rPr>
+        <w:t>120</w:t>
+      </w:r>
+      <w:r>
+        <w:t>);</w:t>
+      </w:r>
+    </w:p>
+    <w:p>
+      <w:pPr>
+        <w:pStyle w:val="para18"/>
+      </w:pPr>
+      <w:r>
+        <w:t>}</w:t>
+      </w:r>
+    </w:p>
+    <w:p>
+      <w:pPr>
+        <w:pStyle w:val="para18"/>
+      </w:pPr>
+      <w:r>
+        <w:br w:type="textWrapping"/>
+      </w:r>
+    </w:p>
+    <w:p>
+      <w:pPr>
+        <w:pStyle w:val="para18"/>
+      </w:pPr>
+      <w:r>
+        <w:rPr>
+          <w:color w:val="1f3763"/>
+        </w:rPr>
+        <w:t>void</w:t>
+      </w:r>
+      <w:r>
+        <w:t xml:space="preserve"> </w:t>
+      </w:r>
+      <w:r>
+        <w:rPr>
+          <w:color w:val="0563c1"/>
+        </w:rPr>
+        <w:t>draw</w:t>
+      </w:r>
+      <w:r>
+        <w:t>() {</w:t>
+      </w:r>
+    </w:p>
+    <w:p>
+      <w:pPr>
+        <w:pStyle w:val="para18"/>
+      </w:pPr>
+      <w:r>
+        <w:t> </w:t>
+      </w:r>
+      <w:r>
+        <w:rPr>
+          <w:color w:val="0563c1"/>
+        </w:rPr>
+        <w:t>background</w:t>
+      </w:r>
+      <w:r>
+        <w:t>(</w:t>
+      </w:r>
+      <w:r>
+        <w:rPr>
+          <w:color w:val="404040"/>
+        </w:rPr>
+        <w:t>94</w:t>
+      </w:r>
+      <w:r>
+        <w:t xml:space="preserve">, </w:t>
+      </w:r>
+      <w:r>
+        <w:rPr>
+          <w:color w:val="404040"/>
+        </w:rPr>
+        <w:t>141</w:t>
+      </w:r>
+      <w:r>
+        <w:t xml:space="preserve">, </w:t>
+      </w:r>
+      <w:r>
+        <w:rPr>
+          <w:color w:val="404040"/>
+        </w:rPr>
+        <w:t>223</w:t>
+      </w:r>
+      <w:r>
+        <w:t>);</w:t>
+      </w:r>
+    </w:p>
+    <w:p>
+      <w:pPr>
+        <w:pStyle w:val="para18"/>
+      </w:pPr>
+      <w:r>
+        <w:t> </w:t>
+      </w:r>
+      <w:r>
+        <w:rPr>
+          <w:color w:val="0563c1"/>
+        </w:rPr>
+        <w:t>println</w:t>
+      </w:r>
+      <w:r>
+        <w:t>(mouseX,mouseY);</w:t>
+      </w:r>
+    </w:p>
+    <w:p>
+      <w:pPr>
+        <w:pStyle w:val="para18"/>
+      </w:pPr>
+      <w:r>
+        <w:t> </w:t>
+      </w:r>
+      <w:r>
+        <w:rPr>
+          <w:color w:val="0563c1"/>
+        </w:rPr>
+        <w:t>noStroke</w:t>
+      </w:r>
+      <w:r>
+        <w:t>();</w:t>
+      </w:r>
+    </w:p>
+    <w:p>
+      <w:pPr>
+        <w:pStyle w:val="para18"/>
+      </w:pPr>
+      <w:r>
+        <w:br w:type="textWrapping"/>
+      </w:r>
+    </w:p>
+    <w:p>
+      <w:pPr>
+        <w:pStyle w:val="para18"/>
+      </w:pPr>
+      <w:r>
+        <w:t> </w:t>
+      </w:r>
+      <w:r>
+        <w:rPr>
+          <w:color w:val="605e5c"/>
+        </w:rPr>
+        <w:t>if</w:t>
+      </w:r>
+      <w:r>
+        <w:t xml:space="preserve"> (</w:t>
+      </w:r>
+      <w:r>
+        <w:rPr>
+          <w:color w:val="000000"/>
+        </w:rPr>
+        <w:t>!</w:t>
+      </w:r>
+      <w:r>
+        <w:t xml:space="preserve">mousePressed) </w:t>
+      </w:r>
+      <w:r>
+        <w:rPr>
+          <w:color w:val="0563c1"/>
+        </w:rPr>
+        <w:t>fill</w:t>
+      </w:r>
+      <w:r>
+        <w:t>(</w:t>
+      </w:r>
+      <w:r>
+        <w:rPr>
+          <w:color w:val="404040"/>
+        </w:rPr>
+        <w:t>255</w:t>
+      </w:r>
+      <w:r>
+        <w:t>);</w:t>
+      </w:r>
+    </w:p>
+    <w:p>
+      <w:pPr>
+        <w:pStyle w:val="para18"/>
+      </w:pPr>
+      <w:r>
+        <w:t> </w:t>
+      </w:r>
+      <w:r>
+        <w:rPr>
+          <w:color w:val="605e5c"/>
+        </w:rPr>
+        <w:t>else</w:t>
+      </w:r>
+      <w:r>
+        <w:t xml:space="preserve"> </w:t>
+      </w:r>
+      <w:r>
+        <w:rPr>
+          <w:color w:val="0563c1"/>
+        </w:rPr>
+        <w:t>fill</w:t>
+      </w:r>
+      <w:r>
+        <w:t>(</w:t>
+      </w:r>
+      <w:r>
+        <w:rPr>
+          <w:color w:val="404040"/>
+        </w:rPr>
+        <w:t>0</w:t>
+      </w:r>
+      <w:r>
+        <w:t>);</w:t>
+      </w:r>
+    </w:p>
+    <w:p>
+      <w:pPr>
+        <w:pStyle w:val="para18"/>
+      </w:pPr>
+      <w:r>
+        <w:t> </w:t>
+      </w:r>
+      <w:r>
+        <w:rPr>
+          <w:color w:val="0563c1"/>
+        </w:rPr>
+        <w:t>ellipse</w:t>
+      </w:r>
+      <w:r>
+        <w:t xml:space="preserve">(mouseX, mouseY, </w:t>
+      </w:r>
+      <w:r>
+        <w:rPr>
+          <w:color w:val="404040"/>
+        </w:rPr>
+        <w:t>50</w:t>
+      </w:r>
+      <w:r>
+        <w:t xml:space="preserve">, </w:t>
+      </w:r>
+      <w:r>
+        <w:rPr>
+          <w:color w:val="404040"/>
+        </w:rPr>
+        <w:t>50</w:t>
+      </w:r>
+      <w:r>
+        <w:t>);</w:t>
+      </w:r>
+    </w:p>
+    <w:p>
+      <w:pPr>
+        <w:pStyle w:val="para18"/>
+      </w:pPr>
+      <w:r>
+        <w:t>}</w:t>
+      </w:r>
+    </w:p>
+    <w:p>
+      <w:pPr>
+        <w:spacing w:line="380" w:lineRule="atLeast"/>
+        <w:pBdr>
+          <w:top w:val="nil" w:sz="0" w:space="0" w:color="000000" tmln="20, 20, 20, 0, 0"/>
+          <w:left w:val="nil" w:sz="0" w:space="0" w:color="000000" tmln="20, 20, 20, 0, 0"/>
+          <w:bottom w:val="nil" w:sz="0" w:space="0" w:color="000000" tmln="20, 20, 20, 0, 0"/>
+          <w:right w:val="nil" w:sz="0" w:space="0" w:color="000000" tmln="20, 20, 20, 0, 0"/>
+          <w:between w:val="nil" w:sz="0" w:space="0" w:color="000000" tmln="20, 20, 20, 0, 0"/>
+        </w:pBdr>
+        <w:shd w:val="none"/>
+        <w:rPr>
+          <w:rFonts w:ascii="Consolas" w:hAnsi="Consolas"/>
+          <w:color w:val="2f5496"/>
+          <w:sz w:val="21"/>
+          <w:shd w:val="clear" w:fill="ffffff"/>
+        </w:rPr>
+      </w:pPr>
+      <w:r>
+        <w:rPr>
+          <w:rFonts w:ascii="Consolas" w:hAnsi="Consolas"/>
+          <w:color w:val="2f5496"/>
+          <w:sz w:val="21"/>
+          <w:shd w:val="clear" w:fill="ffffff"/>
+        </w:rPr>
+      </w:r>
+    </w:p>
+    <w:p>
+      <w:pPr>
+        <w:pStyle w:val="para14"/>
+      </w:pPr>
+      <w:r>
+        <w:rPr>
+          <w:noProof/>
+        </w:rPr>
+        <w:drawing>
+          <wp:inline distT="89535" distB="89535" distL="89535" distR="89535">
+            <wp:extent cx="3073400" cy="1111250"/>
+            <wp:effectExtent l="0" t="0" r="0" b="0"/>
+            <wp:docPr id="11" name="Зображення2"/>
+            <wp:cNvGraphicFramePr>
+              <a:graphicFrameLocks xmlns:a="http://schemas.openxmlformats.org/drawingml/2006/main" noChangeAspect="1"/>
+            </wp:cNvGraphicFramePr>
+            <a:graphic xmlns:a="http://schemas.openxmlformats.org/drawingml/2006/main">
+              <a:graphicData uri="http://schemas.openxmlformats.org/drawingml/2006/picture">
+                <pic:pic xmlns:pic="http://schemas.openxmlformats.org/drawingml/2006/picture">
+                  <pic:nvPicPr>
+                    <pic:cNvPr id="11" name="Зображення2"/>
+                    <pic:cNvPicPr>
+                      <a:picLocks noChangeAspect="1"/>
+                      <a:extLst>
+                        <a:ext uri="sm">
+                          <sm:smNativeData xmlns:sm="sm" val="SMDATA_16_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"/>
+                        </a:ext>
+                      </a:extLst>
+                    </pic:cNvPicPr>
+                  </pic:nvPicPr>
+                  <pic:blipFill>
+                    <a:blip r:embed="rId26"/>
+                    <a:stretch>
+                      <a:fillRect/>
+                    </a:stretch>
+                  </pic:blipFill>
+                  <pic:spPr>
+                    <a:xfrm>
+                      <a:off x="0" y="0"/>
+                      <a:ext cx="3073400" cy="1111250"/>
+                    </a:xfrm>
+                    <a:prstGeom prst="rect">
+                      <a:avLst/>
+                    </a:prstGeom>
+                    <a:noFill/>
+                    <a:ln w="12700">
+                      <a:noFill/>
+                    </a:ln>
+                  </pic:spPr>
+                </pic:pic>
+              </a:graphicData>
+            </a:graphic>
+          </wp:inline>
+        </w:drawing>
+      </w:r>
+      <w:r/>
+    </w:p>
+    <w:p>
+      <w:pPr>
+        <w:pStyle w:val="para14"/>
+      </w:pPr>
+      <w:r>
+        <w:t>Рисунок 2.1 - Програма в роботі</w:t>
+      </w:r>
+    </w:p>
+    <w:p>
+      <w:pPr>
+        <w:pStyle w:val="para10"/>
+      </w:pPr>
+      <w:r/>
+    </w:p>
+    <w:p>
+      <w:pPr>
+        <w:pStyle w:val="para10"/>
+      </w:pPr>
+      <w:r>
+        <w:t xml:space="preserve">Відео: </w:t>
+      </w:r>
+      <w:hyperlink r:id="rId27" w:history="1">
+        <w:r>
+          <w:rPr>
+            <w:rStyle w:val="char5"/>
+          </w:rPr>
+          <w:t>https://youtu.be/Oy_x7y6-hxE</w:t>
+        </w:r>
+      </w:hyperlink>
+      <w:r>
+        <w:t>.</w:t>
+      </w:r>
+    </w:p>
+    <w:p>
+      <w:pPr>
+        <w:pStyle w:val="para10"/>
+      </w:pPr>
+      <w:r/>
+    </w:p>
+    <w:p>
+      <w:pPr>
+        <w:pStyle w:val="para11"/>
+      </w:pPr>
+      <w:r>
+        <w:t>3 Коло із зупинками</w:t>
+      </w:r>
+    </w:p>
+    <w:p>
+      <w:pPr>
+        <w:pStyle w:val="para10"/>
+      </w:pPr>
+      <w:r/>
+    </w:p>
+    <w:p>
+      <w:pPr>
+        <w:pStyle w:val="para18"/>
+      </w:pPr>
+      <w:r>
+        <w:rPr>
+          <w:color w:val="1f3763"/>
+        </w:rPr>
+        <w:t>boolean</w:t>
+      </w:r>
+      <w:r>
+        <w:t xml:space="preserve"> stopped</w:t>
+      </w:r>
+      <w:r>
+        <w:rPr>
+          <w:color w:val="000000"/>
+        </w:rPr>
+        <w:t>=</w:t>
+      </w:r>
+      <w:r>
+        <w:rPr>
+          <w:color w:val="1f3763"/>
+        </w:rPr>
+        <w:t>false</w:t>
+      </w:r>
+      <w:r>
+        <w:t>;</w:t>
+      </w:r>
+    </w:p>
+    <w:p>
+      <w:pPr>
+        <w:pStyle w:val="para18"/>
+      </w:pPr>
+      <w:r>
+        <w:rPr>
+          <w:color w:val="1f3763"/>
+        </w:rPr>
+        <w:t>int</w:t>
+      </w:r>
+      <w:r>
+        <w:t xml:space="preserve"> lastX</w:t>
+      </w:r>
+      <w:r>
+        <w:rPr>
+          <w:color w:val="000000"/>
+        </w:rPr>
+        <w:t>=</w:t>
+      </w:r>
+      <w:r>
+        <w:rPr>
+          <w:color w:val="0563c1"/>
+        </w:rPr>
+        <w:t>0</w:t>
+      </w:r>
+      <w:r>
+        <w:t>;</w:t>
+      </w:r>
+    </w:p>
+    <w:p>
+      <w:pPr>
+        <w:pStyle w:val="para18"/>
+      </w:pPr>
+      <w:r>
+        <w:rPr>
+          <w:color w:val="1f3763"/>
+        </w:rPr>
+        <w:t>int</w:t>
+      </w:r>
+      <w:r>
+        <w:t xml:space="preserve"> lastY</w:t>
+      </w:r>
+      <w:r>
+        <w:rPr>
+          <w:color w:val="000000"/>
+        </w:rPr>
+        <w:t>=</w:t>
+      </w:r>
+      <w:r>
+        <w:rPr>
+          <w:color w:val="0563c1"/>
+        </w:rPr>
+        <w:t>0</w:t>
+      </w:r>
+      <w:r>
+        <w:t>;</w:t>
+      </w:r>
+    </w:p>
+    <w:p>
+      <w:pPr>
+        <w:pStyle w:val="para18"/>
+      </w:pPr>
+      <w:r/>
+    </w:p>
+    <w:p>
+      <w:pPr>
+        <w:pStyle w:val="para18"/>
+      </w:pPr>
+      <w:r>
+        <w:rPr>
+          <w:color w:val="1f3763"/>
+        </w:rPr>
+        <w:t>void</w:t>
+      </w:r>
+      <w:r>
+        <w:t xml:space="preserve"> </w:t>
+      </w:r>
+      <w:r>
+        <w:rPr>
+          <w:color w:val="404040"/>
+        </w:rPr>
+        <w:t>setup</w:t>
+      </w:r>
+      <w:r>
+        <w:t>() {</w:t>
+      </w:r>
+    </w:p>
+    <w:p>
+      <w:pPr>
+        <w:pStyle w:val="para18"/>
+      </w:pPr>
+      <w:r>
+        <w:t> </w:t>
+      </w:r>
+      <w:r>
+        <w:rPr>
+          <w:color w:val="404040"/>
+        </w:rPr>
+        <w:t>size</w:t>
+      </w:r>
+      <w:r>
+        <w:t>(</w:t>
+      </w:r>
+      <w:r>
+        <w:rPr>
+          <w:color w:val="0563c1"/>
+        </w:rPr>
+        <w:t>480</w:t>
+      </w:r>
+      <w:r>
+        <w:t xml:space="preserve">, </w:t>
+      </w:r>
+      <w:r>
+        <w:rPr>
+          <w:color w:val="0563c1"/>
+        </w:rPr>
+        <w:t>120</w:t>
+      </w:r>
+      <w:r>
+        <w:t>);</w:t>
+      </w:r>
+    </w:p>
+    <w:p>
+      <w:pPr>
+        <w:pStyle w:val="para18"/>
+      </w:pPr>
+      <w:r>
+        <w:t>}</w:t>
+      </w:r>
+    </w:p>
+    <w:p>
+      <w:pPr>
+        <w:pStyle w:val="para18"/>
+      </w:pPr>
+      <w:r/>
+    </w:p>
+    <w:p>
+      <w:pPr>
+        <w:pStyle w:val="para18"/>
+      </w:pPr>
+      <w:r>
+        <w:rPr>
+          <w:color w:val="1f3763"/>
+        </w:rPr>
+        <w:t>void</w:t>
+      </w:r>
+      <w:r>
+        <w:t xml:space="preserve"> </w:t>
+      </w:r>
+      <w:r>
+        <w:rPr>
+          <w:color w:val="404040"/>
+        </w:rPr>
+        <w:t>draw</w:t>
+      </w:r>
+      <w:r>
+        <w:t>() {</w:t>
+      </w:r>
+    </w:p>
+    <w:p>
+      <w:pPr>
+        <w:pStyle w:val="para18"/>
+      </w:pPr>
+      <w:r>
+        <w:t> </w:t>
+      </w:r>
+      <w:r>
+        <w:rPr>
+          <w:color w:val="404040"/>
+        </w:rPr>
+        <w:t>background</w:t>
+      </w:r>
+      <w:r>
+        <w:t>(</w:t>
+      </w:r>
+      <w:r>
+        <w:rPr>
+          <w:color w:val="0563c1"/>
+        </w:rPr>
+        <w:t>94</w:t>
+      </w:r>
+      <w:r>
+        <w:t xml:space="preserve">, </w:t>
+      </w:r>
+      <w:r>
+        <w:rPr>
+          <w:color w:val="0563c1"/>
+        </w:rPr>
+        <w:t>141</w:t>
+      </w:r>
+      <w:r>
+        <w:t xml:space="preserve">, </w:t>
+      </w:r>
+      <w:r>
+        <w:rPr>
+          <w:color w:val="0563c1"/>
+        </w:rPr>
+        <w:t>223</w:t>
+      </w:r>
+      <w:r>
+        <w:t>);</w:t>
+      </w:r>
+    </w:p>
+    <w:p>
+      <w:pPr>
+        <w:pStyle w:val="para18"/>
+      </w:pPr>
+      <w:r>
+        <w:t> </w:t>
+      </w:r>
+      <w:r>
+        <w:rPr>
+          <w:color w:val="404040"/>
+        </w:rPr>
+        <w:t>noStroke</w:t>
+      </w:r>
+      <w:r>
+        <w:t>();</w:t>
+      </w:r>
+    </w:p>
+    <w:p>
+      <w:pPr>
+        <w:pStyle w:val="para18"/>
+      </w:pPr>
+      <w:r>
+        <w:t> </w:t>
+      </w:r>
+      <w:r>
+        <w:rPr>
+          <w:color w:val="404040"/>
+        </w:rPr>
+        <w:t>fill</w:t>
+      </w:r>
+      <w:r>
+        <w:t>(</w:t>
+      </w:r>
+      <w:r>
+        <w:rPr>
+          <w:color w:val="0563c1"/>
+        </w:rPr>
+        <w:t>255</w:t>
+      </w:r>
+      <w:r>
+        <w:t>);</w:t>
+      </w:r>
+    </w:p>
+    <w:p>
+      <w:pPr>
+        <w:pStyle w:val="para18"/>
+      </w:pPr>
+      <w:r/>
+    </w:p>
+    <w:p>
+      <w:pPr>
+        <w:pStyle w:val="para18"/>
+      </w:pPr>
+      <w:r>
+        <w:t> </w:t>
+      </w:r>
+      <w:r>
+        <w:rPr>
+          <w:color w:val="605e5c"/>
+        </w:rPr>
+        <w:t>if</w:t>
+      </w:r>
+      <w:r>
+        <w:t xml:space="preserve"> (</w:t>
+      </w:r>
+      <w:r>
+        <w:rPr>
+          <w:color w:val="000000"/>
+        </w:rPr>
+        <w:t>!</w:t>
+      </w:r>
+      <w:r>
+        <w:t>stopped) {</w:t>
+      </w:r>
+    </w:p>
+    <w:p>
+      <w:pPr>
+        <w:pStyle w:val="para18"/>
+      </w:pPr>
+      <w:r>
+        <w:t>  lastX</w:t>
+      </w:r>
+      <w:r>
+        <w:rPr>
+          <w:color w:val="000000"/>
+        </w:rPr>
+        <w:t>=</w:t>
+      </w:r>
+      <w:r>
+        <w:t>mouseX;</w:t>
+      </w:r>
+    </w:p>
+    <w:p>
+      <w:pPr>
+        <w:pStyle w:val="para18"/>
+      </w:pPr>
+      <w:r>
+        <w:t>  lastY</w:t>
+      </w:r>
+      <w:r>
+        <w:rPr>
+          <w:color w:val="000000"/>
+        </w:rPr>
+        <w:t>=</w:t>
+      </w:r>
+      <w:r>
+        <w:t>mouseY;</w:t>
+      </w:r>
+    </w:p>
+    <w:p>
+      <w:pPr>
+        <w:pStyle w:val="para18"/>
+      </w:pPr>
+      <w:r>
+        <w:t> }</w:t>
+      </w:r>
+    </w:p>
+    <w:p>
+      <w:pPr>
+        <w:pStyle w:val="para18"/>
+      </w:pPr>
+      <w:r>
+        <w:t> </w:t>
+      </w:r>
+      <w:r>
+        <w:rPr>
+          <w:color w:val="404040"/>
+        </w:rPr>
+        <w:t>ellipse</w:t>
+      </w:r>
+      <w:r>
+        <w:t xml:space="preserve">(lastX, lastY, </w:t>
+      </w:r>
+      <w:r>
+        <w:rPr>
+          <w:color w:val="0563c1"/>
+        </w:rPr>
+        <w:t>50</w:t>
+      </w:r>
+      <w:r>
+        <w:t xml:space="preserve">, </w:t>
+      </w:r>
+      <w:r>
+        <w:rPr>
+          <w:color w:val="0563c1"/>
+        </w:rPr>
+        <w:t>50</w:t>
+      </w:r>
+      <w:r>
+        <w:t>);</w:t>
+      </w:r>
+    </w:p>
+    <w:p>
+      <w:pPr>
+        <w:pStyle w:val="para18"/>
+      </w:pPr>
+      <w:r>
+        <w:t>}</w:t>
+      </w:r>
+    </w:p>
+    <w:p>
+      <w:pPr>
+        <w:pStyle w:val="para18"/>
+      </w:pPr>
+      <w:r/>
+    </w:p>
+    <w:p>
+      <w:pPr>
+        <w:pStyle w:val="para18"/>
+      </w:pPr>
+      <w:r>
+        <w:rPr>
+          <w:color w:val="1f3763"/>
+        </w:rPr>
+        <w:t>void</w:t>
+      </w:r>
+      <w:r>
+        <w:t xml:space="preserve"> </w:t>
+      </w:r>
+      <w:r>
+        <w:rPr>
+          <w:color w:val="404040"/>
+        </w:rPr>
+        <w:t>mousePressed</w:t>
+      </w:r>
+      <w:r>
+        <w:t>() {</w:t>
+      </w:r>
+    </w:p>
+    <w:p>
+      <w:pPr>
+        <w:pStyle w:val="para18"/>
+      </w:pPr>
+      <w:r>
+        <w:t> stopped</w:t>
+      </w:r>
+      <w:r>
+        <w:rPr>
+          <w:color w:val="000000"/>
+        </w:rPr>
+        <w:t>=!</w:t>
+      </w:r>
+      <w:r>
+        <w:t>stopped;</w:t>
+      </w:r>
+    </w:p>
+    <w:p>
+      <w:pPr>
+        <w:pStyle w:val="para18"/>
+      </w:pPr>
+      <w:r>
+        <w:t>}</w:t>
+      </w:r>
+    </w:p>
+    <w:p>
+      <w:pPr>
+        <w:pStyle w:val="para14"/>
+      </w:pPr>
+      <w:r>
+        <w:br w:type="textWrapping"/>
+      </w:r>
+      <w:r>
+        <w:rPr>
+          <w:noProof/>
+        </w:rPr>
+        <w:drawing>
+          <wp:inline distT="89535" distB="89535" distL="89535" distR="89535">
+            <wp:extent cx="2822575" cy="1020445"/>
+            <wp:effectExtent l="0" t="0" r="0" b="0"/>
+            <wp:docPr id="12" name="Зображення3"/>
+            <wp:cNvGraphicFramePr>
+              <a:graphicFrameLocks xmlns:a="http://schemas.openxmlformats.org/drawingml/2006/main" noChangeAspect="1"/>
+            </wp:cNvGraphicFramePr>
+            <a:graphic xmlns:a="http://schemas.openxmlformats.org/drawingml/2006/main">
+              <a:graphicData uri="http://schemas.openxmlformats.org/drawingml/2006/picture">
+                <pic:pic xmlns:pic="http://schemas.openxmlformats.org/drawingml/2006/picture">
+                  <pic:nvPicPr>
+                    <pic:cNvPr id="12" name="Зображення3"/>
+                    <pic:cNvPicPr>
+                      <a:picLocks noChangeAspect="1"/>
+                      <a:extLst>
+                        <a:ext uri="sm">
+                          <sm:smNativeData xmlns:sm="sm" val="SMDATA_16_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"/>
+                        </a:ext>
+                      </a:extLst>
+                    </pic:cNvPicPr>
+                  </pic:nvPicPr>
+                  <pic:blipFill>
+                    <a:blip r:embed="rId28"/>
+                    <a:stretch>
+                      <a:fillRect/>
+                    </a:stretch>
+                  </pic:blipFill>
+                  <pic:spPr>
+                    <a:xfrm>
+                      <a:off x="0" y="0"/>
+                      <a:ext cx="2822575" cy="1020445"/>
+                    </a:xfrm>
+                    <a:prstGeom prst="rect">
+                      <a:avLst/>
+                    </a:prstGeom>
+                    <a:noFill/>
+                    <a:ln w="12700">
+                      <a:noFill/>
+                    </a:ln>
+                  </pic:spPr>
+                </pic:pic>
+              </a:graphicData>
+            </a:graphic>
+          </wp:inline>
+        </w:drawing>
+      </w:r>
+      <w:r/>
+    </w:p>
+    <w:p>
+      <w:pPr>
+        <w:pStyle w:val="para14"/>
+      </w:pPr>
+      <w:r>
+        <w:t>Рисунок 3.1 - Програма в роботі</w:t>
+      </w:r>
+    </w:p>
+    <w:p>
+      <w:pPr>
+        <w:pStyle w:val="para10"/>
+      </w:pPr>
+      <w:r/>
+    </w:p>
+    <w:p>
+      <w:pPr>
+        <w:pStyle w:val="para10"/>
+      </w:pPr>
+      <w:r>
+        <w:t xml:space="preserve">Відео: </w:t>
+      </w:r>
+      <w:hyperlink r:id="rId29" w:history="1">
+        <w:r>
+          <w:rPr>
+            <w:rStyle w:val="char5"/>
+          </w:rPr>
+          <w:t>https://youtu.be/BfH_NkRbVNA</w:t>
+        </w:r>
+      </w:hyperlink>
+      <w:r>
+        <w:t>.</w:t>
+      </w:r>
+    </w:p>
+    <w:p>
+      <w:pPr>
+        <w:pStyle w:val="para10"/>
+      </w:pPr>
+      <w:r/>
+    </w:p>
+    <w:p>
+      <w:pPr>
         <w:pStyle w:val="para9"/>
       </w:pPr>
       <w:r>
         <w:t xml:space="preserve">Висновки </w:t>
+      </w:r>
+    </w:p>
+    <w:p>
+      <w:pPr>
+        <w:pStyle w:val="para10"/>
+      </w:pPr>
+      <w:r/>
+    </w:p>
+    <w:p>
+      <w:pPr>
+        <w:pStyle w:val="para10"/>
+      </w:pPr>
+      <w:r>
+        <w:t>По виконанню роботу було навчено програмно реалізовувати взаємодію користувача з Processing за допомогою подій кліка миші та натиснення клавіш на клавіатурі.</w:t>
+      </w:r>
+    </w:p>
+    <w:p>
+      <w:pPr>
+        <w:pStyle w:val="para10"/>
+      </w:pPr>
+      <w:r/>
+    </w:p>
+    <w:p>
+      <w:pPr>
+        <w:pStyle w:val="para9"/>
+      </w:pPr>
+      <w:r>
+        <w:t xml:space="preserve">Питання </w:t>
+      </w:r>
+    </w:p>
+    <w:p>
+      <w:pPr>
+        <w:pStyle w:val="para11"/>
+      </w:pPr>
+      <w:r>
+        <w:t>mousePressed як функція та як змінна, принципи роботи?</w:t>
+      </w:r>
+    </w:p>
+    <w:p>
+      <w:pPr>
+        <w:pStyle w:val="para10"/>
+      </w:pPr>
+      <w:r/>
+    </w:p>
+    <w:p>
+      <w:pPr>
+        <w:pStyle w:val="para10"/>
+      </w:pPr>
+      <w:r>
+        <w:t>Як функція вона спрацьовує один раз коли було натиснуто кнопку миші. Як змінна вона змінює значення на true весь час коли кнопка натиснута.</w:t>
+      </w:r>
+    </w:p>
+    <w:p>
+      <w:pPr>
+        <w:pStyle w:val="para10"/>
+      </w:pPr>
+      <w:r/>
+    </w:p>
+    <w:p>
+      <w:pPr>
+        <w:pStyle w:val="para11"/>
+      </w:pPr>
+      <w:r>
+        <w:t>keyPressed як функція та як змінна, принципи роботи?</w:t>
+      </w:r>
+    </w:p>
+    <w:p>
+      <w:pPr>
+        <w:pStyle w:val="para10"/>
+      </w:pPr>
+      <w:r/>
+    </w:p>
+    <w:p>
+      <w:pPr>
+        <w:pStyle w:val="para10"/>
+      </w:pPr>
+      <w:r>
+        <w:t>Як функція спрацьовує один раз при натисканні, як змінна змінює значення на true поки будь-яка клавіша затиснута.</w:t>
+      </w:r>
+    </w:p>
+    <w:p>
+      <w:pPr>
+        <w:pStyle w:val="para10"/>
+      </w:pPr>
+      <w:r>
+        <w:t>Обидві можуть працювати лише в методі draw().</w:t>
+      </w:r>
+    </w:p>
+    <w:p>
+      <w:pPr>
+        <w:pStyle w:val="para10"/>
+      </w:pPr>
+      <w:r/>
+    </w:p>
+    <w:p>
+      <w:pPr>
+        <w:pStyle w:val="para11"/>
+      </w:pPr>
+      <w:r>
+        <w:t>В чому помилка у наступній програмі? Чому не відображається коло на екрані?</w:t>
+      </w:r>
+    </w:p>
+    <w:p>
+      <w:pPr>
+        <w:pStyle w:val="para10"/>
+      </w:pPr>
+      <w:r/>
+    </w:p>
+    <w:p>
+      <w:pPr>
+        <w:pStyle w:val="para18"/>
+      </w:pPr>
+      <w:r>
+        <w:rPr>
+          <w:color w:val="1f3763"/>
+        </w:rPr>
+        <w:t>float</w:t>
+      </w:r>
+      <w:r>
+        <w:t xml:space="preserve"> circleX</w:t>
+      </w:r>
+      <w:r>
+        <w:rPr>
+          <w:color w:val="000000"/>
+        </w:rPr>
+        <w:t>=</w:t>
+      </w:r>
+      <w:r>
+        <w:rPr>
+          <w:color w:val="0563c1"/>
+        </w:rPr>
+        <w:t>0</w:t>
+      </w:r>
+      <w:r>
+        <w:t>;</w:t>
+      </w:r>
+    </w:p>
+    <w:p>
+      <w:pPr>
+        <w:pStyle w:val="para18"/>
+      </w:pPr>
+      <w:r/>
+    </w:p>
+    <w:p>
+      <w:pPr>
+        <w:pStyle w:val="para18"/>
+      </w:pPr>
+      <w:r>
+        <w:rPr>
+          <w:color w:val="1f3763"/>
+        </w:rPr>
+        <w:t>void</w:t>
+      </w:r>
+      <w:r>
+        <w:t xml:space="preserve"> </w:t>
+      </w:r>
+      <w:r>
+        <w:rPr>
+          <w:color w:val="404040"/>
+        </w:rPr>
+        <w:t>setup</w:t>
+      </w:r>
+      <w:r>
+        <w:t>() {</w:t>
+      </w:r>
+    </w:p>
+    <w:p>
+      <w:pPr>
+        <w:pStyle w:val="para18"/>
+      </w:pPr>
+      <w:r>
+        <w:t> </w:t>
+      </w:r>
+      <w:r>
+        <w:rPr>
+          <w:color w:val="404040"/>
+        </w:rPr>
+        <w:t>size</w:t>
+      </w:r>
+      <w:r>
+        <w:t>(</w:t>
+      </w:r>
+      <w:r>
+        <w:rPr>
+          <w:color w:val="0563c1"/>
+        </w:rPr>
+        <w:t>640</w:t>
+      </w:r>
+      <w:r>
+        <w:t xml:space="preserve">, </w:t>
+      </w:r>
+      <w:r>
+        <w:rPr>
+          <w:color w:val="0563c1"/>
+        </w:rPr>
+        <w:t>360</w:t>
+      </w:r>
+      <w:r>
+        <w:t>);</w:t>
+      </w:r>
+    </w:p>
+    <w:p>
+      <w:pPr>
+        <w:pStyle w:val="para18"/>
+      </w:pPr>
+      <w:r>
+        <w:t>}</w:t>
+      </w:r>
+    </w:p>
+    <w:p>
+      <w:pPr>
+        <w:pStyle w:val="para18"/>
+      </w:pPr>
+      <w:r/>
+    </w:p>
+    <w:p>
+      <w:pPr>
+        <w:pStyle w:val="para18"/>
+      </w:pPr>
+      <w:r>
+        <w:rPr>
+          <w:color w:val="1f3763"/>
+        </w:rPr>
+        <w:t>void</w:t>
+      </w:r>
+      <w:r>
+        <w:t xml:space="preserve"> </w:t>
+      </w:r>
+      <w:r>
+        <w:rPr>
+          <w:color w:val="404040"/>
+        </w:rPr>
+        <w:t>draw</w:t>
+      </w:r>
+      <w:r>
+        <w:t>() {</w:t>
+      </w:r>
+    </w:p>
+    <w:p>
+      <w:pPr>
+        <w:pStyle w:val="para18"/>
+      </w:pPr>
+      <w:r>
+        <w:t> </w:t>
+      </w:r>
+      <w:r>
+        <w:rPr>
+          <w:color w:val="404040"/>
+        </w:rPr>
+        <w:t>background</w:t>
+      </w:r>
+      <w:r>
+        <w:t>(</w:t>
+      </w:r>
+      <w:r>
+        <w:rPr>
+          <w:color w:val="0563c1"/>
+        </w:rPr>
+        <w:t>50</w:t>
+      </w:r>
+      <w:r>
+        <w:t>);</w:t>
+      </w:r>
+    </w:p>
+    <w:p>
+      <w:pPr>
+        <w:pStyle w:val="para18"/>
+      </w:pPr>
+      <w:r>
+        <w:t> </w:t>
+      </w:r>
+      <w:r>
+        <w:rPr>
+          <w:color w:val="404040"/>
+        </w:rPr>
+        <w:t>fill</w:t>
+      </w:r>
+      <w:r>
+        <w:t>(</w:t>
+      </w:r>
+      <w:r>
+        <w:rPr>
+          <w:color w:val="0563c1"/>
+        </w:rPr>
+        <w:t>255</w:t>
+      </w:r>
+      <w:r>
+        <w:t>);</w:t>
+      </w:r>
+    </w:p>
+    <w:p>
+      <w:pPr>
+        <w:pStyle w:val="para18"/>
+      </w:pPr>
+      <w:r>
+        <w:t> </w:t>
+      </w:r>
+      <w:r>
+        <w:rPr>
+          <w:color w:val="404040"/>
+        </w:rPr>
+        <w:t>ellipse</w:t>
+      </w:r>
+      <w:r>
+        <w:t>(circleX,</w:t>
+      </w:r>
+      <w:r>
+        <w:rPr>
+          <w:color w:val="0563c1"/>
+        </w:rPr>
+        <w:t>180</w:t>
+      </w:r>
+      <w:r>
+        <w:t>,</w:t>
+      </w:r>
+      <w:r>
+        <w:rPr>
+          <w:color w:val="0563c1"/>
+        </w:rPr>
+        <w:t>24</w:t>
+      </w:r>
+      <w:r>
+        <w:t>,</w:t>
+      </w:r>
+      <w:r>
+        <w:rPr>
+          <w:color w:val="0563c1"/>
+        </w:rPr>
+        <w:t>24</w:t>
+      </w:r>
+      <w:r>
+        <w:t>);</w:t>
+      </w:r>
+    </w:p>
+    <w:p>
+      <w:pPr>
+        <w:pStyle w:val="para18"/>
+      </w:pPr>
+      <w:r>
+        <w:t> circleX</w:t>
+      </w:r>
+      <w:r>
+        <w:rPr>
+          <w:color w:val="000000"/>
+        </w:rPr>
+        <w:t>=</w:t>
+      </w:r>
+      <w:r>
+        <w:t>circleX</w:t>
+      </w:r>
+      <w:r>
+        <w:rPr>
+          <w:color w:val="000000"/>
+        </w:rPr>
+        <w:t>+</w:t>
+      </w:r>
+      <w:r>
+        <w:rPr>
+          <w:color w:val="404040"/>
+        </w:rPr>
+        <w:t>random</w:t>
+      </w:r>
+      <w:r>
+        <w:t>(</w:t>
+      </w:r>
+      <w:r>
+        <w:rPr>
+          <w:color w:val="000000"/>
+        </w:rPr>
+        <w:t>-</w:t>
+      </w:r>
+      <w:r>
+        <w:rPr>
+          <w:color w:val="0563c1"/>
+        </w:rPr>
+        <w:t>2</w:t>
+      </w:r>
+      <w:r>
+        <w:t xml:space="preserve">, </w:t>
+      </w:r>
+      <w:r>
+        <w:rPr>
+          <w:color w:val="0563c1"/>
+        </w:rPr>
+        <w:t>0</w:t>
+      </w:r>
+      <w:r>
+        <w:t>);</w:t>
+      </w:r>
+    </w:p>
+    <w:p>
+      <w:pPr>
+        <w:pStyle w:val="para18"/>
+      </w:pPr>
+      <w:r>
+        <w:t>}</w:t>
+      </w:r>
+    </w:p>
+    <w:p>
+      <w:pPr>
+        <w:pStyle w:val="para10"/>
+      </w:pPr>
+      <w:r/>
+    </w:p>
+    <w:p>
+      <w:pPr>
+        <w:pStyle w:val="para10"/>
+      </w:pPr>
+      <w:r>
+        <w:t>Помилка в тому, що згенероване «випадкове» значення є майже завжди негативним, тому горизонтальна позиція зменшується і коло рухається в напрямку вліво від екрану.</w:t>
       </w:r>
     </w:p>
     <w:sectPr>

--- a/32IV Inzhenerija vbudovanyh/K3/KNT-122_Onyshchenko_Variant-19_K3.docx
+++ b/32IV Inzhenerija vbudovanyh/K3/KNT-122_Onyshchenko_Variant-19_K3.docx
@@ -1234,12 +1234,12 @@
               <a:graphicData uri="http://schemas.openxmlformats.org/drawingml/2006/picture">
                 <pic:pic xmlns:pic="http://schemas.openxmlformats.org/drawingml/2006/picture">
                   <pic:nvPicPr>
-                    <pic:cNvPr id="1" name="Рисунок 1" descr="Зображення, що містить знімок екрана, Операційна система, текст&#10;&#10;Вміст, створений ШІ, може бути неправильним."/>
+                    <pic:cNvPr id="1" name="Рисунок 1"/>
                     <pic:cNvPicPr>
                       <a:picLocks noChangeAspect="1"/>
                       <a:extLst>
                         <a:ext uri="sm">
-                          <sm:smNativeData xmlns:sm="sm" val="SMDATA_16_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"/>
+                          <sm:smNativeData xmlns:sm="sm" val="SMDATA_16_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"/>
                         </a:ext>
                       </a:extLst>
                     </pic:cNvPicPr>
@@ -1318,6 +1318,7 @@
           <w:lang w:val="en-us"/>
         </w:rPr>
       </w:pPr>
+      <w:r/>
       <w:r>
         <w:rPr>
           <w:noProof/>
@@ -1334,12 +1335,12 @@
               <a:graphicData uri="http://schemas.openxmlformats.org/drawingml/2006/picture">
                 <pic:pic xmlns:pic="http://schemas.openxmlformats.org/drawingml/2006/picture">
                   <pic:nvPicPr>
-                    <pic:cNvPr id="2" name="Рисунок 1" descr="Зображення, що містить знімок екрана, Операційна система, гаджет, мультимедіа&#10;&#10;Вміст, створений ШІ, може бути неправильним."/>
+                    <pic:cNvPr id="2" name="Рисунок 1"/>
                     <pic:cNvPicPr>
                       <a:picLocks noChangeAspect="1"/>
                       <a:extLst>
                         <a:ext uri="sm">
-                          <sm:smNativeData xmlns:sm="sm" val="SMDATA_16_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"/>
+                          <sm:smNativeData xmlns:sm="sm" val="SMDATA_16_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"/>
                         </a:ext>
                       </a:extLst>
                     </pic:cNvPicPr>
@@ -1369,6 +1370,7 @@
           </wp:inline>
         </w:drawing>
       </w:r>
+      <w:r/>
       <w:r>
         <w:rPr>
           <w:lang w:val="en-us"/>
@@ -1814,6 +1816,7 @@
           <w:lang w:val="en-us"/>
         </w:rPr>
       </w:pPr>
+      <w:r/>
       <w:r>
         <w:rPr>
           <w:noProof/>
@@ -1830,12 +1833,12 @@
               <a:graphicData uri="http://schemas.openxmlformats.org/drawingml/2006/picture">
                 <pic:pic xmlns:pic="http://schemas.openxmlformats.org/drawingml/2006/picture">
                   <pic:nvPicPr>
-                    <pic:cNvPr id="3" name="Рисунок 1" descr="Зображення, що містить текст, знімок екрана, число, програмне забезпечення&#10;&#10;Вміст, створений ШІ, може бути неправильним."/>
+                    <pic:cNvPr id="3" name="Рисунок 1"/>
                     <pic:cNvPicPr>
                       <a:picLocks noChangeAspect="1"/>
                       <a:extLst>
                         <a:ext uri="sm">
-                          <sm:smNativeData xmlns:sm="sm" val="SMDATA_16_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"/>
+                          <sm:smNativeData xmlns:sm="sm" val="SMDATA_16_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"/>
                         </a:ext>
                       </a:extLst>
                     </pic:cNvPicPr>
@@ -1865,6 +1868,7 @@
           </wp:inline>
         </w:drawing>
       </w:r>
+      <w:r/>
       <w:r>
         <w:rPr>
           <w:lang w:val="en-us"/>
@@ -2514,11 +2518,6 @@
       </w:pPr>
       <w:r>
         <w:rPr>
-          <w:lang w:val="en-us"/>
-        </w:rPr>
-      </w:r>
-      <w:r>
-        <w:rPr>
           <w:noProof/>
         </w:rPr>
         <w:drawing>
@@ -2533,12 +2532,12 @@
               <a:graphicData uri="http://schemas.openxmlformats.org/drawingml/2006/picture">
                 <pic:pic xmlns:pic="http://schemas.openxmlformats.org/drawingml/2006/picture">
                   <pic:nvPicPr>
-                    <pic:cNvPr id="6" name="Рисунок 1" descr="Зображення, що містить знімок екрана, комп’ютер, програмне забезпечення, Операційна система&#10;&#10;Вміст, створений ШІ, може бути неправильним."/>
+                    <pic:cNvPr id="6" name="Рисунок 1"/>
                     <pic:cNvPicPr>
                       <a:picLocks noChangeAspect="1"/>
                       <a:extLst>
                         <a:ext uri="sm">
-                          <sm:smNativeData xmlns:sm="sm" val="SMDATA_16_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"/>
+                          <sm:smNativeData xmlns:sm="sm" val="SMDATA_16_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"/>
                         </a:ext>
                       </a:extLst>
                     </pic:cNvPicPr>
@@ -2568,11 +2567,6 @@
           </wp:inline>
         </w:drawing>
       </w:r>
-      <w:r>
-        <w:rPr>
-          <w:lang w:val="en-us"/>
-        </w:rPr>
-      </w:r>
       <w:r/>
     </w:p>
     <w:p>
@@ -2904,6 +2898,7 @@
           <w:lang w:val="en-us"/>
         </w:rPr>
       </w:pPr>
+      <w:r/>
       <w:r>
         <w:rPr>
           <w:noProof/>
@@ -2920,12 +2915,12 @@
               <a:graphicData uri="http://schemas.openxmlformats.org/drawingml/2006/picture">
                 <pic:pic xmlns:pic="http://schemas.openxmlformats.org/drawingml/2006/picture">
                   <pic:nvPicPr>
-                    <pic:cNvPr id="7" name="Рисунок 1" descr="Зображення, що містить знімок екрана, Операційна система, комп’ютер, програмне забезпечення&#10;&#10;Вміст, створений ШІ, може бути неправильним."/>
+                    <pic:cNvPr id="7" name="Рисунок 1"/>
                     <pic:cNvPicPr>
                       <a:picLocks noChangeAspect="1"/>
                       <a:extLst>
                         <a:ext uri="sm">
-                          <sm:smNativeData xmlns:sm="sm" val="SMDATA_16_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"/>
+                          <sm:smNativeData xmlns:sm="sm" val="SMDATA_16_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"/>
                         </a:ext>
                       </a:extLst>
                     </pic:cNvPicPr>
@@ -2955,6 +2950,7 @@
           </wp:inline>
         </w:drawing>
       </w:r>
+      <w:r/>
       <w:r>
         <w:rPr>
           <w:lang w:val="en-us"/>
@@ -3442,12 +3438,12 @@
               <a:graphicData uri="http://schemas.openxmlformats.org/drawingml/2006/picture">
                 <pic:pic xmlns:pic="http://schemas.openxmlformats.org/drawingml/2006/picture">
                   <pic:nvPicPr>
-                    <pic:cNvPr id="8" name="Рисунок 1" descr="Зображення, що містить знімок екрана, ряд, схема&#10;&#10;Вміст, створений ШІ, може бути неправильним."/>
+                    <pic:cNvPr id="8" name="Рисунок 1"/>
                     <pic:cNvPicPr>
                       <a:picLocks noChangeAspect="1"/>
                       <a:extLst>
                         <a:ext uri="sm">
-                          <sm:smNativeData xmlns:sm="sm" val="SMDATA_16_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"/>
+                          <sm:smNativeData xmlns:sm="sm" val="SMDATA_16_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"/>
                         </a:ext>
                       </a:extLst>
                     </pic:cNvPicPr>
@@ -3710,12 +3706,12 @@
               <a:graphicData uri="http://schemas.openxmlformats.org/drawingml/2006/picture">
                 <pic:pic xmlns:pic="http://schemas.openxmlformats.org/drawingml/2006/picture">
                   <pic:nvPicPr>
-                    <pic:cNvPr id="9" name="Рисунок 1" descr="Зображення, що містить комп’ютер, знімок екрана, Операційна система, програмне забезпечення&#10;&#10;Вміст, створений ШІ, може бути неправильним."/>
+                    <pic:cNvPr id="9" name="Рисунок 1"/>
                     <pic:cNvPicPr>
                       <a:picLocks noChangeAspect="1"/>
                       <a:extLst>
                         <a:ext uri="sm">
-                          <sm:smNativeData xmlns:sm="sm" val="SMDATA_16_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"/>
+                          <sm:smNativeData xmlns:sm="sm" val="SMDATA_16_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"/>
                         </a:ext>
                       </a:extLst>
                     </pic:cNvPicPr>
@@ -4714,6 +4710,11 @@
         </w:rPr>
         <w:t>// up left</w:t>
       </w:r>
+      <w:r>
+        <w:rPr>
+          <w:color w:val="605e5c"/>
+        </w:rPr>
+      </w:r>
     </w:p>
     <w:p>
       <w:pPr>
@@ -4796,6 +4797,11 @@
         </w:rPr>
         <w:t>// up right</w:t>
       </w:r>
+      <w:r>
+        <w:rPr>
+          <w:color w:val="605e5c"/>
+        </w:rPr>
+      </w:r>
     </w:p>
     <w:p>
       <w:pPr>
@@ -4869,6 +4875,11 @@
         </w:rPr>
         <w:t>// down left</w:t>
       </w:r>
+      <w:r>
+        <w:rPr>
+          <w:color w:val="605e5c"/>
+        </w:rPr>
+      </w:r>
     </w:p>
     <w:p>
       <w:pPr>
@@ -4956,6 +4967,11 @@
           <w:color w:val="605e5c"/>
         </w:rPr>
         <w:t>// down right</w:t>
+      </w:r>
+      <w:r>
+        <w:rPr>
+          <w:color w:val="605e5c"/>
+        </w:rPr>
       </w:r>
     </w:p>
     <w:p>
@@ -6066,7 +6082,7 @@
                       <a:picLocks noChangeAspect="1"/>
                       <a:extLst>
                         <a:ext uri="sm">
-                          <sm:smNativeData xmlns:sm="sm" val="SMDATA_16_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"/>
+                          <sm:smNativeData xmlns:sm="sm" val="SMDATA_16_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"/>
                         </a:ext>
                       </a:extLst>
                     </pic:cNvPicPr>
@@ -6508,7 +6524,7 @@
                       <a:picLocks noChangeAspect="1"/>
                       <a:extLst>
                         <a:ext uri="sm">
-                          <sm:smNativeData xmlns:sm="sm" val="SMDATA_16_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"/>
+                          <sm:smNativeData xmlns:sm="sm" val="SMDATA_16_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"/>
                         </a:ext>
                       </a:extLst>
                     </pic:cNvPicPr>
@@ -6633,7 +6649,7 @@
         <w:t>int</w:t>
       </w:r>
       <w:r>
-        <w:t xml:space="preserve"> lastX</w:t>
+        <w:t xml:space="preserve"> circleSize</w:t>
       </w:r>
       <w:r>
         <w:rPr>
@@ -6643,11 +6659,708 @@
       </w:r>
       <w:r>
         <w:rPr>
+          <w:color w:val="404040"/>
+        </w:rPr>
+        <w:t>50</w:t>
+      </w:r>
+      <w:r>
+        <w:t>;</w:t>
+      </w:r>
+    </w:p>
+    <w:p>
+      <w:pPr>
+        <w:pStyle w:val="para18"/>
+      </w:pPr>
+      <w:r>
+        <w:rPr>
+          <w:color w:val="1f3763"/>
+        </w:rPr>
+        <w:t>int</w:t>
+      </w:r>
+      <w:r>
+        <w:t xml:space="preserve"> circleHorizontal</w:t>
+      </w:r>
+      <w:r>
+        <w:rPr>
+          <w:color w:val="000000"/>
+        </w:rPr>
+        <w:t>=</w:t>
+      </w:r>
+      <w:r>
+        <w:rPr>
+          <w:color w:val="404040"/>
+        </w:rPr>
+        <w:t>0</w:t>
+      </w:r>
+      <w:r>
+        <w:t>;</w:t>
+      </w:r>
+    </w:p>
+    <w:p>
+      <w:pPr>
+        <w:pStyle w:val="para18"/>
+      </w:pPr>
+      <w:r>
+        <w:rPr>
+          <w:color w:val="1f3763"/>
+        </w:rPr>
+        <w:t>int</w:t>
+      </w:r>
+      <w:r>
+        <w:t xml:space="preserve"> speed</w:t>
+      </w:r>
+      <w:r>
+        <w:rPr>
+          <w:color w:val="000000"/>
+        </w:rPr>
+        <w:t>=</w:t>
+      </w:r>
+      <w:r>
+        <w:rPr>
+          <w:color w:val="404040"/>
+        </w:rPr>
+        <w:t>3</w:t>
+      </w:r>
+      <w:r>
+        <w:t>;</w:t>
+      </w:r>
+    </w:p>
+    <w:p>
+      <w:pPr>
+        <w:pStyle w:val="para18"/>
+      </w:pPr>
+      <w:r>
+        <w:rPr>
+          <w:color w:val="1f3763"/>
+        </w:rPr>
+        <w:t>boolean</w:t>
+      </w:r>
+      <w:r>
+        <w:t xml:space="preserve"> goingRight</w:t>
+      </w:r>
+      <w:r>
+        <w:rPr>
+          <w:color w:val="000000"/>
+        </w:rPr>
+        <w:t>=</w:t>
+      </w:r>
+      <w:r>
+        <w:rPr>
+          <w:color w:val="1f3763"/>
+        </w:rPr>
+        <w:t>true</w:t>
+      </w:r>
+      <w:r>
+        <w:t>;</w:t>
+      </w:r>
+    </w:p>
+    <w:p>
+      <w:pPr>
+        <w:pStyle w:val="para18"/>
+      </w:pPr>
+      <w:r>
+        <w:br w:type="textWrapping"/>
+      </w:r>
+    </w:p>
+    <w:p>
+      <w:pPr>
+        <w:pStyle w:val="para18"/>
+      </w:pPr>
+      <w:r>
+        <w:rPr>
+          <w:color w:val="1f3763"/>
+        </w:rPr>
+        <w:t>void</w:t>
+      </w:r>
+      <w:r>
+        <w:t xml:space="preserve"> </w:t>
+      </w:r>
+      <w:r>
+        <w:rPr>
           <w:color w:val="0563c1"/>
         </w:rPr>
+        <w:t>setup</w:t>
+      </w:r>
+      <w:r>
+        <w:t>() {</w:t>
+      </w:r>
+    </w:p>
+    <w:p>
+      <w:pPr>
+        <w:pStyle w:val="para18"/>
+      </w:pPr>
+      <w:r>
+        <w:t> </w:t>
+      </w:r>
+      <w:r>
+        <w:rPr>
+          <w:color w:val="0563c1"/>
+        </w:rPr>
+        <w:t>size</w:t>
+      </w:r>
+      <w:r>
+        <w:t>(</w:t>
+      </w:r>
+      <w:r>
+        <w:rPr>
+          <w:color w:val="404040"/>
+        </w:rPr>
+        <w:t>480</w:t>
+      </w:r>
+      <w:r>
+        <w:t xml:space="preserve">, </w:t>
+      </w:r>
+      <w:r>
+        <w:rPr>
+          <w:color w:val="404040"/>
+        </w:rPr>
+        <w:t>320</w:t>
+      </w:r>
+      <w:r>
+        <w:t>);</w:t>
+      </w:r>
+    </w:p>
+    <w:p>
+      <w:pPr>
+        <w:pStyle w:val="para18"/>
+      </w:pPr>
+      <w:r>
+        <w:t>}</w:t>
+      </w:r>
+    </w:p>
+    <w:p>
+      <w:pPr>
+        <w:pStyle w:val="para18"/>
+      </w:pPr>
+      <w:r>
+        <w:br w:type="textWrapping"/>
+      </w:r>
+    </w:p>
+    <w:p>
+      <w:pPr>
+        <w:pStyle w:val="para18"/>
+      </w:pPr>
+      <w:r>
+        <w:rPr>
+          <w:color w:val="1f3763"/>
+        </w:rPr>
+        <w:t>void</w:t>
+      </w:r>
+      <w:r>
+        <w:t xml:space="preserve"> </w:t>
+      </w:r>
+      <w:r>
+        <w:rPr>
+          <w:color w:val="0563c1"/>
+        </w:rPr>
+        <w:t>draw</w:t>
+      </w:r>
+      <w:r>
+        <w:t>() {</w:t>
+      </w:r>
+    </w:p>
+    <w:p>
+      <w:pPr>
+        <w:pStyle w:val="para18"/>
+      </w:pPr>
+      <w:r>
+        <w:t> </w:t>
+      </w:r>
+      <w:r>
+        <w:rPr>
+          <w:color w:val="0563c1"/>
+        </w:rPr>
+        <w:t>background</w:t>
+      </w:r>
+      <w:r>
+        <w:t>(</w:t>
+      </w:r>
+      <w:r>
+        <w:rPr>
+          <w:color w:val="404040"/>
+        </w:rPr>
+        <w:t>141</w:t>
+      </w:r>
+      <w:r>
+        <w:t xml:space="preserve">, </w:t>
+      </w:r>
+      <w:r>
+        <w:rPr>
+          <w:color w:val="404040"/>
+        </w:rPr>
+        <w:t>255</w:t>
+      </w:r>
+      <w:r>
+        <w:t xml:space="preserve">, </w:t>
+      </w:r>
+      <w:r>
+        <w:rPr>
+          <w:color w:val="404040"/>
+        </w:rPr>
+        <w:t>64</w:t>
+      </w:r>
+      <w:r>
+        <w:t>);</w:t>
+      </w:r>
+    </w:p>
+    <w:p>
+      <w:pPr>
+        <w:pStyle w:val="para18"/>
+      </w:pPr>
+      <w:r>
+        <w:t> </w:t>
+      </w:r>
+      <w:r>
+        <w:rPr>
+          <w:color w:val="0563c1"/>
+        </w:rPr>
+        <w:t>noStroke</w:t>
+      </w:r>
+      <w:r>
+        <w:t>();</w:t>
+      </w:r>
+    </w:p>
+    <w:p>
+      <w:pPr>
+        <w:pStyle w:val="para18"/>
+      </w:pPr>
+      <w:r>
+        <w:t> </w:t>
+      </w:r>
+      <w:r>
+        <w:rPr>
+          <w:color w:val="0563c1"/>
+        </w:rPr>
+        <w:t>fill</w:t>
+      </w:r>
+      <w:r>
+        <w:t>(</w:t>
+      </w:r>
+      <w:r>
+        <w:rPr>
+          <w:color w:val="404040"/>
+        </w:rPr>
+        <w:t>255</w:t>
+      </w:r>
+      <w:r>
+        <w:t>);</w:t>
+      </w:r>
+    </w:p>
+    <w:p>
+      <w:pPr>
+        <w:pStyle w:val="para18"/>
+      </w:pPr>
+      <w:r>
+        <w:br w:type="textWrapping"/>
+      </w:r>
+    </w:p>
+    <w:p>
+      <w:pPr>
+        <w:pStyle w:val="para18"/>
+      </w:pPr>
+      <w:r>
+        <w:t> </w:t>
+      </w:r>
+      <w:r>
+        <w:rPr>
+          <w:color w:val="605e5c"/>
+        </w:rPr>
+        <w:t>if</w:t>
+      </w:r>
+      <w:r>
+        <w:t xml:space="preserve"> (</w:t>
+      </w:r>
+      <w:r>
+        <w:rPr>
+          <w:color w:val="000000"/>
+        </w:rPr>
+        <w:t>!</w:t>
+      </w:r>
+      <w:r>
+        <w:t>stopped) {</w:t>
+      </w:r>
+    </w:p>
+    <w:p>
+      <w:pPr>
+        <w:pStyle w:val="para18"/>
+      </w:pPr>
+      <w:r>
+        <w:t>  </w:t>
+      </w:r>
+      <w:r>
+        <w:rPr>
+          <w:color w:val="605e5c"/>
+        </w:rPr>
+        <w:t>if</w:t>
+      </w:r>
+      <w:r>
+        <w:t xml:space="preserve"> (goingRight </w:t>
+      </w:r>
+      <w:r>
+        <w:rPr>
+          <w:color w:val="000000"/>
+        </w:rPr>
+        <w:t>&amp;&amp;</w:t>
+      </w:r>
+      <w:r>
+        <w:t xml:space="preserve"> circleHorizontal</w:t>
+      </w:r>
+      <w:r>
+        <w:rPr>
+          <w:color w:val="000000"/>
+        </w:rPr>
+        <w:t>&lt;</w:t>
+      </w:r>
+      <w:r>
+        <w:t>width</w:t>
+      </w:r>
+      <w:r>
+        <w:rPr>
+          <w:color w:val="000000"/>
+        </w:rPr>
+        <w:t>-</w:t>
+      </w:r>
+      <w:r>
+        <w:t>circleSize</w:t>
+      </w:r>
+      <w:r>
+        <w:rPr>
+          <w:color w:val="000000"/>
+        </w:rPr>
+        <w:t>/</w:t>
+      </w:r>
+      <w:r>
+        <w:rPr>
+          <w:color w:val="404040"/>
+        </w:rPr>
+        <w:t>2</w:t>
+      </w:r>
+      <w:r>
+        <w:t>) {</w:t>
+      </w:r>
+    </w:p>
+    <w:p>
+      <w:pPr>
+        <w:pStyle w:val="para18"/>
+      </w:pPr>
+      <w:r>
+        <w:t>   circleHorizontal</w:t>
+      </w:r>
+      <w:r>
+        <w:rPr>
+          <w:color w:val="000000"/>
+        </w:rPr>
+        <w:t>+=</w:t>
+      </w:r>
+      <w:r>
+        <w:t>speed;</w:t>
+      </w:r>
+    </w:p>
+    <w:p>
+      <w:pPr>
+        <w:pStyle w:val="para18"/>
+      </w:pPr>
+      <w:r>
+        <w:t xml:space="preserve">  } </w:t>
+      </w:r>
+      <w:r>
+        <w:rPr>
+          <w:color w:val="605e5c"/>
+        </w:rPr>
+        <w:t>else</w:t>
+      </w:r>
+      <w:r>
+        <w:t xml:space="preserve"> </w:t>
+      </w:r>
+      <w:r>
+        <w:rPr>
+          <w:color w:val="605e5c"/>
+        </w:rPr>
+        <w:t>if</w:t>
+      </w:r>
+      <w:r>
+        <w:t xml:space="preserve"> (goingRight </w:t>
+      </w:r>
+      <w:r>
+        <w:rPr>
+          <w:color w:val="000000"/>
+        </w:rPr>
+        <w:t>&amp;&amp;</w:t>
+      </w:r>
+      <w:r>
+        <w:t xml:space="preserve"> circleHorizontal</w:t>
+      </w:r>
+      <w:r>
+        <w:rPr>
+          <w:color w:val="000000"/>
+        </w:rPr>
+        <w:t>&gt;=</w:t>
+      </w:r>
+      <w:r>
+        <w:t>width</w:t>
+      </w:r>
+      <w:r>
+        <w:rPr>
+          <w:color w:val="000000"/>
+        </w:rPr>
+        <w:t>-</w:t>
+      </w:r>
+      <w:r>
+        <w:t>circleSize</w:t>
+      </w:r>
+      <w:r>
+        <w:rPr>
+          <w:color w:val="000000"/>
+        </w:rPr>
+        <w:t>/</w:t>
+      </w:r>
+      <w:r>
+        <w:rPr>
+          <w:color w:val="404040"/>
+        </w:rPr>
+        <w:t>2</w:t>
+      </w:r>
+      <w:r>
+        <w:t>) {</w:t>
+      </w:r>
+    </w:p>
+    <w:p>
+      <w:pPr>
+        <w:pStyle w:val="para18"/>
+      </w:pPr>
+      <w:r>
+        <w:t>   goingRight</w:t>
+      </w:r>
+      <w:r>
+        <w:rPr>
+          <w:color w:val="000000"/>
+        </w:rPr>
+        <w:t>=</w:t>
+      </w:r>
+      <w:r>
+        <w:rPr>
+          <w:color w:val="1f3763"/>
+        </w:rPr>
+        <w:t>false</w:t>
+      </w:r>
+      <w:r>
+        <w:t>;</w:t>
+      </w:r>
+    </w:p>
+    <w:p>
+      <w:pPr>
+        <w:pStyle w:val="para18"/>
+      </w:pPr>
+      <w:r>
+        <w:t>   circleHorizontal</w:t>
+      </w:r>
+      <w:r>
+        <w:rPr>
+          <w:color w:val="000000"/>
+        </w:rPr>
+        <w:t>-=</w:t>
+      </w:r>
+      <w:r>
+        <w:t>speed;</w:t>
+      </w:r>
+    </w:p>
+    <w:p>
+      <w:pPr>
+        <w:pStyle w:val="para18"/>
+      </w:pPr>
+      <w:r>
+        <w:t xml:space="preserve">  } </w:t>
+      </w:r>
+      <w:r>
+        <w:rPr>
+          <w:color w:val="605e5c"/>
+        </w:rPr>
+        <w:t>else</w:t>
+      </w:r>
+      <w:r>
+        <w:t xml:space="preserve"> </w:t>
+      </w:r>
+      <w:r>
+        <w:rPr>
+          <w:color w:val="605e5c"/>
+        </w:rPr>
+        <w:t>if</w:t>
+      </w:r>
+      <w:r>
+        <w:t xml:space="preserve"> (</w:t>
+      </w:r>
+      <w:r>
+        <w:rPr>
+          <w:color w:val="000000"/>
+        </w:rPr>
+        <w:t>!</w:t>
+      </w:r>
+      <w:r>
+        <w:t xml:space="preserve">goingRight </w:t>
+      </w:r>
+      <w:r>
+        <w:rPr>
+          <w:color w:val="000000"/>
+        </w:rPr>
+        <w:t>&amp;&amp;</w:t>
+      </w:r>
+      <w:r>
+        <w:t xml:space="preserve"> circleHorizontal</w:t>
+      </w:r>
+      <w:r>
+        <w:rPr>
+          <w:color w:val="000000"/>
+        </w:rPr>
+        <w:t>&gt;</w:t>
+      </w:r>
+      <w:r>
+        <w:rPr>
+          <w:color w:val="404040"/>
+        </w:rPr>
         <w:t>0</w:t>
       </w:r>
       <w:r>
+        <w:rPr>
+          <w:color w:val="000000"/>
+        </w:rPr>
+        <w:t>+</w:t>
+      </w:r>
+      <w:r>
+        <w:t>circleSize</w:t>
+      </w:r>
+      <w:r>
+        <w:rPr>
+          <w:color w:val="000000"/>
+        </w:rPr>
+        <w:t>/</w:t>
+      </w:r>
+      <w:r>
+        <w:rPr>
+          <w:color w:val="404040"/>
+        </w:rPr>
+        <w:t>2</w:t>
+      </w:r>
+      <w:r>
+        <w:t>) {</w:t>
+      </w:r>
+    </w:p>
+    <w:p>
+      <w:pPr>
+        <w:pStyle w:val="para18"/>
+      </w:pPr>
+      <w:r>
+        <w:t>   circleHorizontal</w:t>
+      </w:r>
+      <w:r>
+        <w:rPr>
+          <w:color w:val="000000"/>
+        </w:rPr>
+        <w:t>-=</w:t>
+      </w:r>
+      <w:r>
+        <w:t>speed;</w:t>
+      </w:r>
+    </w:p>
+    <w:p>
+      <w:pPr>
+        <w:pStyle w:val="para18"/>
+      </w:pPr>
+      <w:r>
+        <w:t xml:space="preserve">  } </w:t>
+      </w:r>
+      <w:r>
+        <w:rPr>
+          <w:color w:val="605e5c"/>
+        </w:rPr>
+        <w:t>else</w:t>
+      </w:r>
+      <w:r>
+        <w:t xml:space="preserve"> </w:t>
+      </w:r>
+      <w:r>
+        <w:rPr>
+          <w:color w:val="605e5c"/>
+        </w:rPr>
+        <w:t>if</w:t>
+      </w:r>
+      <w:r>
+        <w:t xml:space="preserve"> (</w:t>
+      </w:r>
+      <w:r>
+        <w:rPr>
+          <w:color w:val="000000"/>
+        </w:rPr>
+        <w:t>!</w:t>
+      </w:r>
+      <w:r>
+        <w:t xml:space="preserve">goingRight </w:t>
+      </w:r>
+      <w:r>
+        <w:rPr>
+          <w:color w:val="000000"/>
+        </w:rPr>
+        <w:t>&amp;&amp;</w:t>
+      </w:r>
+      <w:r>
+        <w:t xml:space="preserve"> circleHorizontal</w:t>
+      </w:r>
+      <w:r>
+        <w:rPr>
+          <w:color w:val="000000"/>
+        </w:rPr>
+        <w:t>&lt;=</w:t>
+      </w:r>
+      <w:r>
+        <w:rPr>
+          <w:color w:val="404040"/>
+        </w:rPr>
+        <w:t>0</w:t>
+      </w:r>
+      <w:r>
+        <w:rPr>
+          <w:color w:val="000000"/>
+        </w:rPr>
+        <w:t>+</w:t>
+      </w:r>
+      <w:r>
+        <w:t>circleSize</w:t>
+      </w:r>
+      <w:r>
+        <w:rPr>
+          <w:color w:val="000000"/>
+        </w:rPr>
+        <w:t>/</w:t>
+      </w:r>
+      <w:r>
+        <w:rPr>
+          <w:color w:val="404040"/>
+        </w:rPr>
+        <w:t>2</w:t>
+      </w:r>
+      <w:r>
+        <w:t>) {</w:t>
+      </w:r>
+    </w:p>
+    <w:p>
+      <w:pPr>
+        <w:pStyle w:val="para18"/>
+      </w:pPr>
+      <w:r>
+        <w:t>   goingRight</w:t>
+      </w:r>
+      <w:r>
+        <w:rPr>
+          <w:color w:val="000000"/>
+        </w:rPr>
+        <w:t>=</w:t>
+      </w:r>
+      <w:r>
+        <w:rPr>
+          <w:color w:val="1f3763"/>
+        </w:rPr>
+        <w:t>true</w:t>
+      </w:r>
+      <w:r>
         <w:t>;</w:t>
       </w:r>
     </w:p>
@@ -6656,357 +7369,98 @@
         <w:pStyle w:val="para18"/>
       </w:pPr>
       <w:r>
+        <w:t>   circleHorizontal</w:t>
+      </w:r>
+      <w:r>
+        <w:rPr>
+          <w:color w:val="000000"/>
+        </w:rPr>
+        <w:t>+=</w:t>
+      </w:r>
+      <w:r>
+        <w:t>speed;</w:t>
+      </w:r>
+    </w:p>
+    <w:p>
+      <w:pPr>
+        <w:pStyle w:val="para18"/>
+      </w:pPr>
+      <w:r>
+        <w:t>  }</w:t>
+      </w:r>
+    </w:p>
+    <w:p>
+      <w:pPr>
+        <w:pStyle w:val="para18"/>
+      </w:pPr>
+      <w:r>
+        <w:t> }</w:t>
+      </w:r>
+    </w:p>
+    <w:p>
+      <w:pPr>
+        <w:pStyle w:val="para18"/>
+      </w:pPr>
+      <w:r>
+        <w:t> </w:t>
+      </w:r>
+      <w:r>
+        <w:rPr>
+          <w:color w:val="0563c1"/>
+        </w:rPr>
+        <w:t>ellipse</w:t>
+      </w:r>
+      <w:r>
+        <w:t>(circleHorizontal, height</w:t>
+      </w:r>
+      <w:r>
+        <w:rPr>
+          <w:color w:val="000000"/>
+        </w:rPr>
+        <w:t>/</w:t>
+      </w:r>
+      <w:r>
+        <w:rPr>
+          <w:color w:val="404040"/>
+        </w:rPr>
+        <w:t>2</w:t>
+      </w:r>
+      <w:r>
+        <w:t>, circleSize, circleSize);</w:t>
+      </w:r>
+    </w:p>
+    <w:p>
+      <w:pPr>
+        <w:pStyle w:val="para18"/>
+      </w:pPr>
+      <w:r>
+        <w:t>}</w:t>
+      </w:r>
+    </w:p>
+    <w:p>
+      <w:pPr>
+        <w:pStyle w:val="para18"/>
+      </w:pPr>
+      <w:r>
+        <w:br w:type="textWrapping"/>
+      </w:r>
+    </w:p>
+    <w:p>
+      <w:pPr>
+        <w:pStyle w:val="para18"/>
+      </w:pPr>
+      <w:r>
         <w:rPr>
           <w:color w:val="1f3763"/>
         </w:rPr>
-        <w:t>int</w:t>
-      </w:r>
-      <w:r>
-        <w:t xml:space="preserve"> lastY</w:t>
-      </w:r>
-      <w:r>
-        <w:rPr>
-          <w:color w:val="000000"/>
-        </w:rPr>
-        <w:t>=</w:t>
+        <w:t>void</w:t>
+      </w:r>
+      <w:r>
+        <w:t xml:space="preserve"> </w:t>
       </w:r>
       <w:r>
         <w:rPr>
           <w:color w:val="0563c1"/>
-        </w:rPr>
-        <w:t>0</w:t>
-      </w:r>
-      <w:r>
-        <w:t>;</w:t>
-      </w:r>
-    </w:p>
-    <w:p>
-      <w:pPr>
-        <w:pStyle w:val="para18"/>
-      </w:pPr>
-      <w:r/>
-    </w:p>
-    <w:p>
-      <w:pPr>
-        <w:pStyle w:val="para18"/>
-      </w:pPr>
-      <w:r>
-        <w:rPr>
-          <w:color w:val="1f3763"/>
-        </w:rPr>
-        <w:t>void</w:t>
-      </w:r>
-      <w:r>
-        <w:t xml:space="preserve"> </w:t>
-      </w:r>
-      <w:r>
-        <w:rPr>
-          <w:color w:val="404040"/>
-        </w:rPr>
-        <w:t>setup</w:t>
-      </w:r>
-      <w:r>
-        <w:t>() {</w:t>
-      </w:r>
-    </w:p>
-    <w:p>
-      <w:pPr>
-        <w:pStyle w:val="para18"/>
-      </w:pPr>
-      <w:r>
-        <w:t> </w:t>
-      </w:r>
-      <w:r>
-        <w:rPr>
-          <w:color w:val="404040"/>
-        </w:rPr>
-        <w:t>size</w:t>
-      </w:r>
-      <w:r>
-        <w:t>(</w:t>
-      </w:r>
-      <w:r>
-        <w:rPr>
-          <w:color w:val="0563c1"/>
-        </w:rPr>
-        <w:t>480</w:t>
-      </w:r>
-      <w:r>
-        <w:t xml:space="preserve">, </w:t>
-      </w:r>
-      <w:r>
-        <w:rPr>
-          <w:color w:val="0563c1"/>
-        </w:rPr>
-        <w:t>120</w:t>
-      </w:r>
-      <w:r>
-        <w:t>);</w:t>
-      </w:r>
-    </w:p>
-    <w:p>
-      <w:pPr>
-        <w:pStyle w:val="para18"/>
-      </w:pPr>
-      <w:r>
-        <w:t>}</w:t>
-      </w:r>
-    </w:p>
-    <w:p>
-      <w:pPr>
-        <w:pStyle w:val="para18"/>
-      </w:pPr>
-      <w:r/>
-    </w:p>
-    <w:p>
-      <w:pPr>
-        <w:pStyle w:val="para18"/>
-      </w:pPr>
-      <w:r>
-        <w:rPr>
-          <w:color w:val="1f3763"/>
-        </w:rPr>
-        <w:t>void</w:t>
-      </w:r>
-      <w:r>
-        <w:t xml:space="preserve"> </w:t>
-      </w:r>
-      <w:r>
-        <w:rPr>
-          <w:color w:val="404040"/>
-        </w:rPr>
-        <w:t>draw</w:t>
-      </w:r>
-      <w:r>
-        <w:t>() {</w:t>
-      </w:r>
-    </w:p>
-    <w:p>
-      <w:pPr>
-        <w:pStyle w:val="para18"/>
-      </w:pPr>
-      <w:r>
-        <w:t> </w:t>
-      </w:r>
-      <w:r>
-        <w:rPr>
-          <w:color w:val="404040"/>
-        </w:rPr>
-        <w:t>background</w:t>
-      </w:r>
-      <w:r>
-        <w:t>(</w:t>
-      </w:r>
-      <w:r>
-        <w:rPr>
-          <w:color w:val="0563c1"/>
-        </w:rPr>
-        <w:t>94</w:t>
-      </w:r>
-      <w:r>
-        <w:t xml:space="preserve">, </w:t>
-      </w:r>
-      <w:r>
-        <w:rPr>
-          <w:color w:val="0563c1"/>
-        </w:rPr>
-        <w:t>141</w:t>
-      </w:r>
-      <w:r>
-        <w:t xml:space="preserve">, </w:t>
-      </w:r>
-      <w:r>
-        <w:rPr>
-          <w:color w:val="0563c1"/>
-        </w:rPr>
-        <w:t>223</w:t>
-      </w:r>
-      <w:r>
-        <w:t>);</w:t>
-      </w:r>
-    </w:p>
-    <w:p>
-      <w:pPr>
-        <w:pStyle w:val="para18"/>
-      </w:pPr>
-      <w:r>
-        <w:t> </w:t>
-      </w:r>
-      <w:r>
-        <w:rPr>
-          <w:color w:val="404040"/>
-        </w:rPr>
-        <w:t>noStroke</w:t>
-      </w:r>
-      <w:r>
-        <w:t>();</w:t>
-      </w:r>
-    </w:p>
-    <w:p>
-      <w:pPr>
-        <w:pStyle w:val="para18"/>
-      </w:pPr>
-      <w:r>
-        <w:t> </w:t>
-      </w:r>
-      <w:r>
-        <w:rPr>
-          <w:color w:val="404040"/>
-        </w:rPr>
-        <w:t>fill</w:t>
-      </w:r>
-      <w:r>
-        <w:t>(</w:t>
-      </w:r>
-      <w:r>
-        <w:rPr>
-          <w:color w:val="0563c1"/>
-        </w:rPr>
-        <w:t>255</w:t>
-      </w:r>
-      <w:r>
-        <w:t>);</w:t>
-      </w:r>
-    </w:p>
-    <w:p>
-      <w:pPr>
-        <w:pStyle w:val="para18"/>
-      </w:pPr>
-      <w:r/>
-    </w:p>
-    <w:p>
-      <w:pPr>
-        <w:pStyle w:val="para18"/>
-      </w:pPr>
-      <w:r>
-        <w:t> </w:t>
-      </w:r>
-      <w:r>
-        <w:rPr>
-          <w:color w:val="605e5c"/>
-        </w:rPr>
-        <w:t>if</w:t>
-      </w:r>
-      <w:r>
-        <w:t xml:space="preserve"> (</w:t>
-      </w:r>
-      <w:r>
-        <w:rPr>
-          <w:color w:val="000000"/>
-        </w:rPr>
-        <w:t>!</w:t>
-      </w:r>
-      <w:r>
-        <w:t>stopped) {</w:t>
-      </w:r>
-    </w:p>
-    <w:p>
-      <w:pPr>
-        <w:pStyle w:val="para18"/>
-      </w:pPr>
-      <w:r>
-        <w:t>  lastX</w:t>
-      </w:r>
-      <w:r>
-        <w:rPr>
-          <w:color w:val="000000"/>
-        </w:rPr>
-        <w:t>=</w:t>
-      </w:r>
-      <w:r>
-        <w:t>mouseX;</w:t>
-      </w:r>
-    </w:p>
-    <w:p>
-      <w:pPr>
-        <w:pStyle w:val="para18"/>
-      </w:pPr>
-      <w:r>
-        <w:t>  lastY</w:t>
-      </w:r>
-      <w:r>
-        <w:rPr>
-          <w:color w:val="000000"/>
-        </w:rPr>
-        <w:t>=</w:t>
-      </w:r>
-      <w:r>
-        <w:t>mouseY;</w:t>
-      </w:r>
-    </w:p>
-    <w:p>
-      <w:pPr>
-        <w:pStyle w:val="para18"/>
-      </w:pPr>
-      <w:r>
-        <w:t> }</w:t>
-      </w:r>
-    </w:p>
-    <w:p>
-      <w:pPr>
-        <w:pStyle w:val="para18"/>
-      </w:pPr>
-      <w:r>
-        <w:t> </w:t>
-      </w:r>
-      <w:r>
-        <w:rPr>
-          <w:color w:val="404040"/>
-        </w:rPr>
-        <w:t>ellipse</w:t>
-      </w:r>
-      <w:r>
-        <w:t xml:space="preserve">(lastX, lastY, </w:t>
-      </w:r>
-      <w:r>
-        <w:rPr>
-          <w:color w:val="0563c1"/>
-        </w:rPr>
-        <w:t>50</w:t>
-      </w:r>
-      <w:r>
-        <w:t xml:space="preserve">, </w:t>
-      </w:r>
-      <w:r>
-        <w:rPr>
-          <w:color w:val="0563c1"/>
-        </w:rPr>
-        <w:t>50</w:t>
-      </w:r>
-      <w:r>
-        <w:t>);</w:t>
-      </w:r>
-    </w:p>
-    <w:p>
-      <w:pPr>
-        <w:pStyle w:val="para18"/>
-      </w:pPr>
-      <w:r>
-        <w:t>}</w:t>
-      </w:r>
-    </w:p>
-    <w:p>
-      <w:pPr>
-        <w:pStyle w:val="para18"/>
-      </w:pPr>
-      <w:r/>
-    </w:p>
-    <w:p>
-      <w:pPr>
-        <w:pStyle w:val="para18"/>
-      </w:pPr>
-      <w:r>
-        <w:rPr>
-          <w:color w:val="1f3763"/>
-        </w:rPr>
-        <w:t>void</w:t>
-      </w:r>
-      <w:r>
-        <w:t xml:space="preserve"> </w:t>
-      </w:r>
-      <w:r>
-        <w:rPr>
-          <w:color w:val="404040"/>
         </w:rPr>
         <w:t>mousePressed</w:t>
       </w:r>
@@ -7052,7 +7506,7 @@
         </w:rPr>
         <w:drawing>
           <wp:inline distT="89535" distB="89535" distL="89535" distR="89535">
-            <wp:extent cx="2822575" cy="1020445"/>
+            <wp:extent cx="3073400" cy="2330450"/>
             <wp:effectExtent l="0" t="0" r="0" b="0"/>
             <wp:docPr id="12" name="Зображення3"/>
             <wp:cNvGraphicFramePr>
@@ -7067,7 +7521,7 @@
                       <a:picLocks noChangeAspect="1"/>
                       <a:extLst>
                         <a:ext uri="sm">
-                          <sm:smNativeData xmlns:sm="sm" val="SMDATA_16_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"/>
+                          <sm:smNativeData xmlns:sm="sm" val="SMDATA_16_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"/>
                         </a:ext>
                       </a:extLst>
                     </pic:cNvPicPr>
@@ -7081,7 +7535,7 @@
                   <pic:spPr>
                     <a:xfrm>
                       <a:off x="0" y="0"/>
-                      <a:ext cx="2822575" cy="1020445"/>
+                      <a:ext cx="3073400" cy="2330450"/>
                     </a:xfrm>
                     <a:prstGeom prst="rect">
                       <a:avLst/>
@@ -7125,7 +7579,7 @@
           <w:rPr>
             <w:rStyle w:val="char5"/>
           </w:rPr>
-          <w:t>https://youtu.be/BfH_NkRbVNA</w:t>
+          <w:t>https://youtu.be/xVJ9yTPnIso</w:t>
         </w:r>
       </w:hyperlink>
       <w:r>
